--- a/MARCADO_RESULTADOS_Juan_Mesabel_Quispe_Leon.docx
+++ b/MARCADO_RESULTADOS_Juan_Mesabel_Quispe_Leon.docx
@@ -812,11 +812,26 @@
           <w:lang w:val="es-PE"/>
         </w:rPr>
       </w:pPr>
-      <w:r>
-        <w:rPr>
-          <w:lang w:val="es-PE"/>
-        </w:rPr>
-        <w:t>Para el análisis documental se revisaron 167 expedientes con sentencia de primera instancia codificada: 87 del grupo Tradicional y 80 del grupo Oralidad. Adicionalmente, se examinaron 163 sentencias de vista de las Salas Civiles (85 del grupo Tradicional y 78 del grupo Oralidad), de las cuales 105 declararon la nulidad de la sentencia apelada: 53 del grupo Tradicional y 52 del grupo Oralidad. Estas muestras se distinguen de las series de sentencias de segunda instancia de 2018 y 2024 presentadas en las tablas iniciales.</w:t>
+      <w:commentRangeStart w:id="2"/>
+      <w:r>
+        <w:rPr>
+          <w:highlight w:val="yellow"/>
+          <w:lang w:val="es-PE"/>
+        </w:rPr>
+        <w:t xml:space="preserve">Para el análisis documental se revisaron 167 expedientes con sentencia de primera instancia codificada: 87 del grupo Tradicional y 80 del grupo Oralidad.</w:t>
+      </w:r>
+      <w:commentRangeEnd w:id="2"/>
+      <w:r>
+        <w:rPr>
+          <w:rStyle w:val="CommentReference"/>
+        </w:rPr>
+        <w:commentReference w:id="2"/>
+      </w:r>
+      <w:r>
+        <w:rPr>
+          <w:lang w:val="es-PE"/>
+        </w:rPr>
+        <w:t xml:space="preserve"> Adicionalmente, se examinaron 163 sentencias de vista de las Salas Civiles (85 del grupo Tradicional y 78 del grupo Oralidad), de las cuales 105 declararon la nulidad de la sentencia apelada: 53 del grupo Tradicional y 52 del grupo Oralidad. Estas muestras se distinguen de las series de sentencias de segunda instancia de 2018 y 2024 presentadas en las tablas iniciales.</w:t>
       </w:r>
     </w:p>
     <w:p>
@@ -1322,7 +1337,7 @@
                 <w:lang w:val="es-PE"/>
               </w:rPr>
             </w:pPr>
-            <w:commentRangeStart w:id="2"/>
+            <w:commentRangeStart w:id="3"/>
             <w:r>
               <w:rPr>
                 <w:b/>
@@ -1332,12 +1347,12 @@
               </w:rPr>
               <w:t>Hito en segunda instancia según el SIJ (n = 87 / 80)</w:t>
             </w:r>
-            <w:commentRangeEnd w:id="2"/>
+            <w:commentRangeEnd w:id="3"/>
             <w:r>
               <w:rPr>
                 <w:rStyle w:val="CommentReference"/>
               </w:rPr>
-              <w:commentReference w:id="2"/>
+              <w:commentReference w:id="3"/>
             </w:r>
           </w:p>
         </w:tc>
@@ -1857,7 +1872,7 @@
         </w:rPr>
         <w:t xml:space="preserve">La tabla que precede contiene la caracterización de los ciento sesenta y siete (167) expedientes que conforman las unidades de estudio, así como de las ciento cinco (105) sentencias de vista anuladas, ello </w:t>
       </w:r>
-      <w:commentRangeStart w:id="3"/>
+      <w:commentRangeStart w:id="4"/>
       <w:r>
         <w:rPr>
           <w:highlight w:val="yellow"/>
@@ -1865,12 +1880,12 @@
         </w:rPr>
         <w:t xml:space="preserve">tomando en consideración que la comparabilidad sustancial entre ambos grupos constituye el presupuesto de validez de todo el contraste posterior</w:t>
       </w:r>
-      <w:commentRangeEnd w:id="3"/>
+      <w:commentRangeEnd w:id="4"/>
       <w:r>
         <w:rPr>
           <w:rStyle w:val="CommentReference"/>
         </w:rPr>
-        <w:commentReference w:id="3"/>
+        <w:commentReference w:id="4"/>
       </w:r>
       <w:r>
         <w:rPr>
@@ -6025,7 +6040,7 @@
           <w:lang w:val="es-PE"/>
         </w:rPr>
       </w:pPr>
-      <w:commentRangeStart w:id="4"/>
+      <w:commentRangeStart w:id="5"/>
       <w:r>
         <w:rPr>
           <w:i/>
@@ -6043,12 +6058,12 @@
         </w:rPr>
         <w:t xml:space="preserve"> Elaboración propia.</w:t>
       </w:r>
-      <w:commentRangeEnd w:id="4"/>
+      <w:commentRangeEnd w:id="5"/>
       <w:r>
         <w:rPr>
           <w:rStyle w:val="CommentReference"/>
         </w:rPr>
-        <w:commentReference w:id="4"/>
+        <w:commentReference w:id="5"/>
       </w:r>
     </w:p>
     <w:p>
@@ -6065,7 +6080,7 @@
         </w:rPr>
         <w:t xml:space="preserve">La tabla que antecede muestra que </w:t>
       </w:r>
-      <w:commentRangeStart w:id="5"/>
+      <w:commentRangeStart w:id="6"/>
       <w:r>
         <w:rPr>
           <w:highlight w:val="magenta"/>
@@ -6073,12 +6088,12 @@
         </w:rPr>
         <w:t xml:space="preserve">la incongruencia procesal es la causal más frecuente en ambos períodos (32,1 % y 25,0 %)</w:t>
       </w:r>
-      <w:commentRangeEnd w:id="5"/>
+      <w:commentRangeEnd w:id="6"/>
       <w:r>
         <w:rPr>
           <w:rStyle w:val="CommentReference"/>
         </w:rPr>
-        <w:commentReference w:id="5"/>
+        <w:commentReference w:id="6"/>
       </w:r>
       <w:r>
         <w:rPr>
@@ -6145,7 +6160,7 @@
         </w:rPr>
         <w:t xml:space="preserve">Este resultado se encuentra respaldado por la frecuencia de los principios de oralidad identificados en las fichas de análisis documental. Mientras que en el período tradicional solo dieciocho de ochenta y siete expedientes, equivalentes al 20,7 %, acreditaron concentración procesal, en el período de oralidad esta se verificó en cincuenta y siete de ochenta expedientes, equivalentes al 71,3 %. </w:t>
       </w:r>
-      <w:commentRangeStart w:id="6"/>
+      <w:commentRangeStart w:id="7"/>
       <w:r>
         <w:rPr>
           <w:highlight w:val="yellow"/>
@@ -6153,12 +6168,12 @@
         </w:rPr>
         <w:t xml:space="preserve">La diferencia de 50,6 puntos porcentuales demuestra que la concentración constituye el efecto operativo más intenso y consistente del modelo implementado</w:t>
       </w:r>
-      <w:commentRangeEnd w:id="6"/>
+      <w:commentRangeEnd w:id="7"/>
       <w:r>
         <w:rPr>
           <w:rStyle w:val="CommentReference"/>
         </w:rPr>
-        <w:commentReference w:id="6"/>
+        <w:commentReference w:id="7"/>
       </w:r>
       <w:r>
         <w:rPr>
@@ -6192,7 +6207,7 @@
           <w:lang w:val="es-PE"/>
         </w:rPr>
       </w:pPr>
-      <w:commentRangeStart w:id="7"/>
+      <w:commentRangeStart w:id="8"/>
       <w:r>
         <w:rPr>
           <w:highlight w:val="magenta"/>
@@ -6200,12 +6215,12 @@
         </w:rPr>
         <w:t xml:space="preserve">Las convenciones probatorias no fueron identificadas en ningún expediente de ambos grupos; solo se registró una convención parcial en el grupo Oralidad.</w:t>
       </w:r>
-      <w:commentRangeEnd w:id="7"/>
+      <w:commentRangeEnd w:id="8"/>
       <w:r>
         <w:rPr>
           <w:rStyle w:val="CommentReference"/>
         </w:rPr>
-        <w:commentReference w:id="7"/>
+        <w:commentReference w:id="8"/>
       </w:r>
       <w:r>
         <w:rPr>
@@ -6296,7 +6311,7 @@
           <w:lang w:val="es-PE"/>
         </w:rPr>
       </w:pPr>
-      <w:commentRangeStart w:id="8"/>
+      <w:commentRangeStart w:id="9"/>
       <w:r>
         <w:rPr>
           <w:highlight w:val="cyan"/>
@@ -6304,12 +6319,12 @@
         </w:rPr>
         <w:t>2. DISCUSIÓN</w:t>
       </w:r>
-      <w:commentRangeEnd w:id="8"/>
+      <w:commentRangeEnd w:id="9"/>
       <w:r>
         <w:rPr>
           <w:rStyle w:val="CommentReference"/>
         </w:rPr>
-        <w:commentReference w:id="8"/>
+        <w:commentReference w:id="9"/>
       </w:r>
     </w:p>
     <w:p>
@@ -6483,7 +6498,7 @@
           <w:lang w:val="es-PE"/>
         </w:rPr>
       </w:pPr>
-      <w:commentRangeStart w:id="9"/>
+      <w:commentRangeStart w:id="10"/>
       <w:r>
         <w:rPr>
           <w:highlight w:val="yellow"/>
@@ -6493,12 +6508,12 @@
         <w:lastRenderedPageBreak/>
         <w:t>distinción de Taruffo (2011) entre justificación interna —la coherencia lógica del razonamiento— y justificación externa —el sustento de las premisas fácticas y jurídicas empleadas—: lo que las Salas Civiles de Arequipa censuran no es principalmente la falta de justificación, sino su debilidad externa, esto es, que el juez justifique sobre premisas fácticas incompletas. Ello es coherente con que las causales más frecuentes del período Tradicional —la incongruencia procesal (32,1 %) y la valoración probatoria defectuosa (15,1 %)— sean defectos referidos a las premisas y al objeto del debate, y no a la estructura argumentativa de la sentencia.</w:t>
       </w:r>
-      <w:commentRangeEnd w:id="9"/>
+      <w:commentRangeEnd w:id="10"/>
       <w:r>
         <w:rPr>
           <w:rStyle w:val="CommentReference"/>
         </w:rPr>
-        <w:commentReference w:id="9"/>
+        <w:commentReference w:id="10"/>
       </w:r>
     </w:p>
     <w:p>
@@ -6711,7 +6726,7 @@
         </w:rPr>
         <w:t xml:space="preserve">Bustamante y Angulo (2020) sostienen que la oralidad civil peruana no proviene de una reforma legislativa del Código Procesal Civil, sino de una práctica judicial autogenerada e institucionalizada por vía administrativa, cuyo eje operativo es la audiencia preliminar concentrada como sustituto funcional del trámite escritural fragmentado. Los resultados obtenidos confirman esa caracterización y la documentan empíricamente: el patrón dominante con el modelo Tradicional —</w:t>
       </w:r>
-      <w:commentRangeStart w:id="10"/>
+      <w:commentRangeStart w:id="11"/>
       <w:r>
         <w:rPr>
           <w:highlight w:val="magenta"/>
@@ -6719,12 +6734,12 @@
         </w:rPr>
         <w:t xml:space="preserve">sesenta y uno (61) de ochenta y siete (87) expedientes, cuarenta y tres con concentración solo parcial y dieciocho sin concentración</w:t>
       </w:r>
-      <w:commentRangeEnd w:id="10"/>
+      <w:commentRangeEnd w:id="11"/>
       <w:r>
         <w:rPr>
           <w:rStyle w:val="CommentReference"/>
         </w:rPr>
-        <w:commentReference w:id="10"/>
+        <w:commentReference w:id="11"/>
       </w:r>
       <w:r>
         <w:rPr>
@@ -6794,7 +6809,7 @@
         </w:rPr>
         <w:t xml:space="preserve">Amigó (2024), recogido en CRITERIOS, plantea adecuar el trámite de apelación a la oralidad. </w:t>
       </w:r>
-      <w:commentRangeStart w:id="11"/>
+      <w:commentRangeStart w:id="12"/>
       <w:r>
         <w:rPr>
           <w:highlight w:val="magenta"/>
@@ -6802,12 +6817,12 @@
         </w:rPr>
         <w:t xml:space="preserve">La proximidad entre las medias documentadas de segunda instancia (318,6 y 313,3 días)</w:t>
       </w:r>
-      <w:commentRangeEnd w:id="11"/>
+      <w:commentRangeEnd w:id="12"/>
       <w:r>
         <w:rPr>
           <w:rStyle w:val="CommentReference"/>
         </w:rPr>
-        <w:commentReference w:id="11"/>
+        <w:commentReference w:id="12"/>
       </w:r>
       <w:r>
         <w:rPr>
@@ -7050,7 +7065,7 @@
           <w:lang w:val="es-PE"/>
         </w:rPr>
       </w:pPr>
-      <w:commentRangeStart w:id="12"/>
+      <w:commentRangeStart w:id="13"/>
       <w:r>
         <w:rPr>
           <w:highlight w:val="yellow"/>
@@ -7058,12 +7073,12 @@
         </w:rPr>
         <w:t xml:space="preserve">En el grupo Oralidad se observa mayor concentración y una mayor proporción de confirmaciones en la serie anual (72,6 % frente a 65,5 %).</w:t>
       </w:r>
-      <w:commentRangeEnd w:id="12"/>
+      <w:commentRangeEnd w:id="13"/>
       <w:r>
         <w:rPr>
           <w:rStyle w:val="CommentReference"/>
         </w:rPr>
-        <w:commentReference w:id="12"/>
+        <w:commentReference w:id="13"/>
       </w:r>
       <w:r>
         <w:rPr>
@@ -7207,7 +7222,7 @@
         </w:rPr>
         <w:t xml:space="preserve">La motivación sustancialmente incongruente </w:t>
       </w:r>
-      <w:commentRangeStart w:id="13"/>
+      <w:commentRangeStart w:id="14"/>
       <w:r>
         <w:rPr>
           <w:highlight w:val="cyan"/>
@@ -7215,12 +7230,12 @@
         </w:rPr>
         <w:t xml:space="preserve">es menos frecuente en el grupo Oralidad (32,1 % frente a 25,0 %)</w:t>
       </w:r>
-      <w:commentRangeEnd w:id="13"/>
+      <w:commentRangeEnd w:id="14"/>
       <w:r>
         <w:rPr>
           <w:rStyle w:val="CommentReference"/>
         </w:rPr>
-        <w:commentReference w:id="13"/>
+        <w:commentReference w:id="14"/>
       </w:r>
       <w:r>
         <w:rPr>
@@ -7342,7 +7357,7 @@
           <w:lang w:val="es-PE"/>
         </w:rPr>
       </w:pPr>
-      <w:commentRangeStart w:id="14"/>
+      <w:commentRangeStart w:id="15"/>
       <w:r>
         <w:rPr>
           <w:highlight w:val="cyan"/>
@@ -7352,12 +7367,12 @@
         <w:lastRenderedPageBreak/>
         <w:t>inmediación, concentración, plazo razonable—, mostrando en qué medida cada una de ellas es efectivamente verificable en el texto de una resolución judicial y en qué medida permanece, todavía, como postulado normativo no realizado.</w:t>
       </w:r>
-      <w:commentRangeEnd w:id="14"/>
+      <w:commentRangeEnd w:id="15"/>
       <w:r>
         <w:rPr>
           <w:rStyle w:val="CommentReference"/>
         </w:rPr>
-        <w:commentReference w:id="14"/>
+        <w:commentReference w:id="15"/>
       </w:r>
     </w:p>
     <w:p>
@@ -7367,7 +7382,7 @@
           <w:lang w:val="es-PE"/>
         </w:rPr>
       </w:pPr>
-      <w:commentRangeStart w:id="15"/>
+      <w:commentRangeStart w:id="16"/>
       <w:r>
         <w:rPr>
           <w:highlight w:val="cyan"/>
@@ -7375,12 +7390,12 @@
         </w:rPr>
         <w:t>2.9. MATRIZ INTEGRADORA DE LA TRIANGULACIÓN DE DENZIN</w:t>
       </w:r>
-      <w:commentRangeEnd w:id="15"/>
+      <w:commentRangeEnd w:id="16"/>
       <w:r>
         <w:rPr>
           <w:rStyle w:val="CommentReference"/>
         </w:rPr>
-        <w:commentReference w:id="15"/>
+        <w:commentReference w:id="16"/>
       </w:r>
     </w:p>
     <w:tbl>
@@ -7755,7 +7770,7 @@
 
 <file path=word/comments.xml><?xml version="1.0" encoding="utf-8"?>
 <w:comments xmlns:a="http://schemas.openxmlformats.org/drawingml/2006/main" xmlns:pic="http://schemas.openxmlformats.org/drawingml/2006/picture" xmlns:r="http://schemas.openxmlformats.org/officeDocument/2006/relationships" xmlns:w="http://schemas.openxmlformats.org/wordprocessingml/2006/main" xmlns:wp="http://schemas.openxmlformats.org/drawingml/2006/wordprocessingDrawing" xmlns:mc="http://schemas.openxmlformats.org/markup-compatibility/2006" xmlns:a14="http://schemas.microsoft.com/office/drawing/2010/main" xmlns:w14="http://schemas.microsoft.com/office/word/2010/wordml" xmlns:wpc="http://schemas.microsoft.com/office/word/2010/wordprocessingCanvas">
-  <w:comment w:id="0" w:author="Revisión de coherencia" w:initials="RC" w:date="2026-09-29T11:41:07Z">
+  <w:comment w:id="0" w:author="Revisión de coherencia" w:initials="RC" w:date="2026-09-29T12:00:58Z">
     <w:p>
       <w:pPr>
         <w:pStyle w:val="CommentText"/>
@@ -7770,7 +7785,7 @@
         <w:rPr>
           <w:b/>
         </w:rPr>
-        <w:t>LEYENDA — RESULTADOS (Cap. VI y VII): 15 marcas</w:t>
+        <w:t>LEYENDA — RESULTADOS (Cap. VI y VII): 16 marcas</w:t>
       </w:r>
     </w:p>
     <w:p>
@@ -7806,7 +7821,7 @@
       </w:r>
     </w:p>
   </w:comment>
-  <w:comment w:id="1" w:author="Revisión de coherencia" w:initials="RC" w:date="2026-09-29T11:41:07Z">
+  <w:comment w:id="1" w:author="Revisión de coherencia" w:initials="RC" w:date="2026-09-29T12:00:58Z">
     <w:p>
       <w:pPr>
         <w:pStyle w:val="CommentText"/>
@@ -7867,7 +7882,7 @@
       </w:r>
     </w:p>
   </w:comment>
-  <w:comment w:id="2" w:author="Revisión de coherencia" w:initials="RC" w:date="2026-09-29T11:41:07Z">
+  <w:comment w:id="2" w:author="Revisión de coherencia" w:initials="RC" w:date="2026-09-29T12:00:58Z">
     <w:p>
       <w:pPr>
         <w:pStyle w:val="CommentText"/>
@@ -7882,7 +7897,7 @@
         <w:rPr>
           <w:b/>
         </w:rPr>
-        <w:t>[R-02] CIFRA · Tabla 3, bloque «Hito en segunda instancia según el SIJ»</w:t>
+        <w:t>[R-02] INTERPRETACIÓN · Cap. VI, párrafo posterior a la Tabla 2 (definición de la muestra)</w:t>
       </w:r>
     </w:p>
     <w:p>
@@ -7896,7 +7911,7 @@
         <w:t xml:space="preserve">Problema: </w:t>
       </w:r>
       <w:r>
-        <w:t>La Tabla 3 registra 55/58 anuladas y 32/22 revocadas (sin confirmadas) sobre 87/80. La Tabla 5 registra 53/52 anuladas, 29/24 revocadas y 1/1 confirmadas sobre 85/78. Así, para el grupo Oralidad aparecen dos cifras de anulación distintas (58 y 52) sin ninguna explicación.</w:t>
+        <w:t>El texto no dice que los 167 expedientes (87/80) son expedientes NULOS, es decir, que su sentencia de primera instancia fue anulada. Ese es el criterio de selección de la muestra y condiciona todos los resultados: los indicadores de oralidad (Tabla 4) y el control superior (Tabla 5) se miden solo en expedientes con nulidad, no en el conjunto de procesos. Sin esa precisión, Aportes y Conclusiones generalizan al modelo en su conjunto.</w:t>
       </w:r>
     </w:p>
     <w:p>
@@ -7910,7 +7925,7 @@
         <w:t xml:space="preserve">Contradice a: </w:t>
       </w:r>
       <w:r>
-        <w:t>Tabla 5 del Cap. VI y base de 53/52 anuladas de la Tabla 6.</w:t>
+        <w:t>Tablas 3, 4 y 5 (que se leen como si fueran una muestra general) y archivo APORTES (§ 1, § 5 y Conclusiones).</w:t>
       </w:r>
     </w:p>
     <w:p>
@@ -7924,11 +7939,11 @@
         <w:t xml:space="preserve">Cambiar por: </w:t>
       </w:r>
       <w:r>
-        <w:t>Añadir nota a la Tabla 3: «El hito del SIJ registra el último movimiento de segunda instancia del expediente; la Tabla 5 clasifica el pronunciamiento de la sentencia de vista efectivamente obtenida (85 y 78 documentos disponibles). Por ello las cifras no coinciden y no deben sustituirse entre sí.» (Verificar la explicación en la base.) Precisar además que la muestra se seleccionó por un hito adverso, por lo que la confirmación dentro de ella no es un resultado comparable.</w:t>
+        <w:t>«Para el análisis documental se revisaron 167 expedientes nulos, esto es, expedientes cuya sentencia de primera instancia fue anulada por la Sala Civil: 87 del grupo Tradicional y 80 del grupo Oralidad. Los indicadores de las Tablas 4 y 5 se refieren, por tanto, a expedientes con nulidad y no a la totalidad de procesos tramitados en cada período.» Repetir la precisión en la nota de las Tablas 3 y 4 y donde se mencionen los 167 expedientes (1.1, 2.8 y Discusión).</w:t>
       </w:r>
     </w:p>
   </w:comment>
-  <w:comment w:id="3" w:author="Revisión de coherencia" w:initials="RC" w:date="2026-09-29T11:41:07Z">
+  <w:comment w:id="3" w:author="Revisión de coherencia" w:initials="RC" w:date="2026-09-29T12:00:58Z">
     <w:p>
       <w:pPr>
         <w:pStyle w:val="CommentText"/>
@@ -7943,7 +7958,7 @@
         <w:rPr>
           <w:b/>
         </w:rPr>
-        <w:t>[R-03] INTERPRETACIÓN · Cap. VI, párrafo posterior a la Tabla 3</w:t>
+        <w:t>[R-03] CIFRA · Tabla 3, bloque «Hito en segunda instancia según el SIJ»</w:t>
       </w:r>
     </w:p>
     <w:p>
@@ -7957,7 +7972,7 @@
         <w:t xml:space="preserve">Problema: </w:t>
       </w:r>
       <w:r>
-        <w:t>La frase da a entender que la comparabilidad quedó verificada, pero la propia Tabla 3 muestra diferencias de composición (conocimiento: 42,5 % frente a 27,5 %; abreviado: 37,9 % frente a 48,8 %). Aportes, por su parte, afirma que hay una «equivalencia sustancial verificada».</w:t>
+        <w:t>Si los 167 expedientes son todos expedientes nulos, el lector espera ver solo anulaciones. Sin embargo, la Tabla 3 registra 55/58 anuladas y 32/22 revocadas sobre 87/80, y la Tabla 5 registra 53/52 anuladas, 29/24 revocadas y 1/1 confirmadas sobre 85/78. Además, para el grupo Oralidad aparecen dos cifras de anulación distintas (58 y 52). Nada de esto se explica.</w:t>
       </w:r>
     </w:p>
     <w:p>
@@ -7971,7 +7986,7 @@
         <w:t xml:space="preserve">Contradice a: </w:t>
       </w:r>
       <w:r>
-        <w:t>Archivo APORTES (§ 1 y aporte metodológico) y Cap. VII, 2.8 («no garantiza equivalencia entre grupos»).</w:t>
+        <w:t>Tabla 5 del Cap. VI y base de 53/52 anuladas de la Tabla 6.</w:t>
       </w:r>
     </w:p>
     <w:p>
@@ -7985,11 +8000,11 @@
         <w:t xml:space="preserve">Cambiar por: </w:t>
       </w:r>
       <w:r>
-        <w:t>«…tomando en consideración que la composición de ambos grupos condiciona el alcance del contraste posterior. Los grupos no son equivalentes por vía procesal: el grupo Oralidad contiene una mayor proporción de procesos abreviados, por lo que las comparaciones se leen como descriptivas y no ajustadas por vía.»</w:t>
+        <w:t>Añadir nota a las Tablas 3 y 5 que explique qué nulidad define al expediente como «nulo» (p. ej., la de la primera sentencia) y qué pronunciamiento se registra en la tabla (p. ej., la última sentencia de vista o hito del SIJ), de modo que se entienda por qué aparecen revocadas y confirmadas en expedientes nulos y por qué 58 ≠ 52. (Verificar la explicación en la base.) Precisar que, como la muestra se seleccionó por nulidad, la proporción de anuladas, revocadas o confirmadas dentro de ella no es un resultado comparable entre grupos.</w:t>
       </w:r>
     </w:p>
   </w:comment>
-  <w:comment w:id="4" w:author="Revisión de coherencia" w:initials="RC" w:date="2026-09-29T11:41:07Z">
+  <w:comment w:id="4" w:author="Revisión de coherencia" w:initials="RC" w:date="2026-09-29T12:00:58Z">
     <w:p>
       <w:pPr>
         <w:pStyle w:val="CommentText"/>
@@ -8004,7 +8019,7 @@
         <w:rPr>
           <w:b/>
         </w:rPr>
-        <w:t>[R-04] FORMA · Nota de la Tabla 6 (Cap. VI)</w:t>
+        <w:t>[R-04] INTERPRETACIÓN · Cap. VI, párrafo posterior a la Tabla 3</w:t>
       </w:r>
     </w:p>
     <w:p>
@@ -8018,7 +8033,7 @@
         <w:t xml:space="preserve">Problema: </w:t>
       </w:r>
       <w:r>
-        <w:t>La Tabla 6 usa las llamadas ᵃ, ᵇ, ᶜ, ᵈ, ᵉ y ᶠ, pero no incluye las notas. Sin ellas no se entiende que d) es la unión D13 ∪ D11 (8 y 15 expedientes), que g) es una categoría residual ni que las filas no suman 100.</w:t>
+        <w:t>La frase da a entender que la comparabilidad quedó verificada, pero la propia Tabla 3 muestra diferencias de composición (conocimiento: 42,5 % frente a 27,5 %; abreviado: 37,9 % frente a 48,8 %). Aportes, por su parte, afirma que hay una «equivalencia sustancial verificada».</w:t>
       </w:r>
     </w:p>
     <w:p>
@@ -8032,7 +8047,7 @@
         <w:t xml:space="preserve">Contradice a: </w:t>
       </w:r>
       <w:r>
-        <w:t>Versión de la Tabla 6 con notas (repositorio) y Tabla 6 del archivo DISCUSIÓN.</w:t>
+        <w:t>Archivo APORTES (§ 1 y aporte metodológico) y Cap. VII, 2.8 («no garantiza equivalencia entre grupos»).</w:t>
       </w:r>
     </w:p>
     <w:p>
@@ -8046,11 +8061,11 @@
         <w:t xml:space="preserve">Cambiar por: </w:t>
       </w:r>
       <w:r>
-        <w:t>Reponer la nota completa: «Sentencias de vista que declaran la NULIDAD: 53 del período Tradicional y 52 del período Oralidad. Se computan las causales con estatus DECLARADO por la Sala; los supuestos a) a g) corresponden a los códigos D14, D15, D21, D13 ∪ D11, D16 y D23. Los totales del bloque III cuentan resoluciones, no menciones. ᵃ Una resolución puede tener varias causales. ᵇ D12 se superpone en parte con c). ᶜ d) es la unión por expediente de D13 (7 y 11) y D11 (2 y 6). ᵈ Subtipo no codificado. ᵉ Sin código D equivalente; marcador de umbral. ᶠ Residual; 19 resoluciones pendientes de recodificar en a)–e).»</w:t>
+        <w:t>«…tomando en consideración que la composición de ambos grupos condiciona el alcance del contraste posterior. Los grupos no son equivalentes por vía procesal: el grupo Oralidad contiene una mayor proporción de procesos abreviados, por lo que las comparaciones se leen como descriptivas y no ajustadas por vía.»</w:t>
       </w:r>
     </w:p>
   </w:comment>
-  <w:comment w:id="5" w:author="Revisión de coherencia" w:initials="RC" w:date="2026-09-29T11:41:07Z">
+  <w:comment w:id="5" w:author="Revisión de coherencia" w:initials="RC" w:date="2026-09-29T12:00:58Z">
     <w:p>
       <w:pPr>
         <w:pStyle w:val="CommentText"/>
@@ -8065,7 +8080,7 @@
         <w:rPr>
           <w:b/>
         </w:rPr>
-        <w:t>[R-05] CIFRA · Cap. VI, 1.2, párrafo posterior a la Tabla 6</w:t>
+        <w:t>[R-05] FORMA · Nota de la Tabla 6 (Cap. VI)</w:t>
       </w:r>
     </w:p>
     <w:p>
@@ -8079,7 +8094,7 @@
         <w:t xml:space="preserve">Problema: </w:t>
       </w:r>
       <w:r>
-        <w:t>En el grupo Oralidad, la causal más frecuente de la Tabla 6 es d) motivación insuficiente (28,8 %), no e) (25,0 %). Además, la tabla la denomina «motivación sustancialmente incongruente», no «incongruencia procesal».</w:t>
+        <w:t>La Tabla 6 usa las llamadas ᵃ, ᵇ, ᶜ, ᵈ, ᵉ y ᶠ, pero no incluye las notas. Sin ellas no se entiende que d) es la unión D13 ∪ D11 (8 y 15 expedientes), que g) es una categoría residual ni que las filas no suman 100.</w:t>
       </w:r>
     </w:p>
     <w:p>
@@ -8093,7 +8108,7 @@
         <w:t xml:space="preserve">Contradice a: </w:t>
       </w:r>
       <w:r>
-        <w:t>Tabla 6 del Cap. VI (verificada contra el Excel, hoja Marcas_declaradas).</w:t>
+        <w:t>Versión de la Tabla 6 con notas (repositorio) y Tabla 6 del archivo DISCUSIÓN.</w:t>
       </w:r>
     </w:p>
     <w:p>
@@ -8107,11 +8122,11 @@
         <w:t xml:space="preserve">Cambiar por: </w:t>
       </w:r>
       <w:r>
-        <w:t>«…que la motivación sustancialmente incongruente es la causal más frecuente del período Tradicional (32,1 %) y desciende al 25,0 % en Oralidad, donde la supera la motivación insuficiente, que asciende del 15,1 % al 28,8 %…»</w:t>
+        <w:t>Reponer la nota completa: «Sentencias de vista que declaran la NULIDAD: 53 del período Tradicional y 52 del período Oralidad. Se computan las causales con estatus DECLARADO por la Sala; los supuestos a) a g) corresponden a los códigos D14, D15, D21, D13 ∪ D11, D16 y D23. Los totales del bloque III cuentan resoluciones, no menciones. ᵃ Una resolución puede tener varias causales. ᵇ D12 se superpone en parte con c). ᶜ d) es la unión por expediente de D13 (7 y 11) y D11 (2 y 6). ᵈ Subtipo no codificado. ᵉ Sin código D equivalente; marcador de umbral. ᶠ Residual; 19 resoluciones pendientes de recodificar en a)–e).»</w:t>
       </w:r>
     </w:p>
   </w:comment>
-  <w:comment w:id="6" w:author="Revisión de coherencia" w:initials="RC" w:date="2026-09-29T11:41:07Z">
+  <w:comment w:id="6" w:author="Revisión de coherencia" w:initials="RC" w:date="2026-09-29T12:00:58Z">
     <w:p>
       <w:pPr>
         <w:pStyle w:val="CommentText"/>
@@ -8126,7 +8141,7 @@
         <w:rPr>
           <w:b/>
         </w:rPr>
-        <w:t>[R-06] INTERPRETACIÓN · Cap. VI, 1.3, segundo párrafo de sustento</w:t>
+        <w:t>[R-06] CIFRA · Cap. VI, 1.2, párrafo posterior a la Tabla 6</w:t>
       </w:r>
     </w:p>
     <w:p>
@@ -8140,7 +8155,7 @@
         <w:t xml:space="preserve">Problema: </w:t>
       </w:r>
       <w:r>
-        <w:t>Usa lenguaje causal («demuestra», «efecto del modelo»). El cierre de 1.1 dice que la comparación «no permite atribuir causalidad exclusiva», y 2.7 aclara que los porcentajes tienen alcance descriptivo.</w:t>
+        <w:t>En el grupo Oralidad, la causal más frecuente de la Tabla 6 es d) motivación insuficiente (28,8 %), no e) (25,0 %). Además, la tabla la denomina «motivación sustancialmente incongruente», no «incongruencia procesal».</w:t>
       </w:r>
     </w:p>
     <w:p>
@@ -8154,7 +8169,7 @@
         <w:t xml:space="preserve">Contradice a: </w:t>
       </w:r>
       <w:r>
-        <w:t>Cap. VI, 1.1 (último párrafo) y Cap. VII, 2.7.</w:t>
+        <w:t>Tabla 6 del Cap. VI (verificada contra el Excel, hoja Marcas_declaradas).</w:t>
       </w:r>
     </w:p>
     <w:p>
@@ -8168,11 +8183,11 @@
         <w:t xml:space="preserve">Cambiar por: </w:t>
       </w:r>
       <w:r>
-        <w:t>«La diferencia de 50,6 puntos porcentuales indica que la concentración es el indicador con la mayor diferencia entre grupos y el rasgo operativo más consistente asociado al modelo implementado…»</w:t>
+        <w:t>«…que la motivación sustancialmente incongruente es la causal más frecuente del período Tradicional (32,1 %) y desciende al 25,0 % en Oralidad, donde la supera la motivación insuficiente, que asciende del 15,1 % al 28,8 %…»</w:t>
       </w:r>
     </w:p>
   </w:comment>
-  <w:comment w:id="7" w:author="Revisión de coherencia" w:initials="RC" w:date="2026-09-29T11:41:07Z">
+  <w:comment w:id="7" w:author="Revisión de coherencia" w:initials="RC" w:date="2026-09-29T12:00:58Z">
     <w:p>
       <w:pPr>
         <w:pStyle w:val="CommentText"/>
@@ -8187,7 +8202,7 @@
         <w:rPr>
           <w:b/>
         </w:rPr>
-        <w:t>[R-07] CIFRA · Cap. VI, 1.3, párrafo sobre convenciones probatorias</w:t>
+        <w:t>[R-07] INTERPRETACIÓN · Cap. VI, 1.3, segundo párrafo de sustento</w:t>
       </w:r>
     </w:p>
     <w:p>
@@ -8201,7 +8216,7 @@
         <w:t xml:space="preserve">Problema: </w:t>
       </w:r>
       <w:r>
-        <w:t>Contradicción interna: primero dice que no hay ninguna y luego que hubo una parcial.</w:t>
+        <w:t>Usa lenguaje causal («demuestra», «efecto del modelo»). El cierre de 1.1 dice que la comparación «no permite atribuir causalidad exclusiva», y 2.7 aclara que los porcentajes tienen alcance descriptivo.</w:t>
       </w:r>
     </w:p>
     <w:p>
@@ -8215,7 +8230,7 @@
         <w:t xml:space="preserve">Contradice a: </w:t>
       </w:r>
       <w:r>
-        <w:t>Tabla 4 (0 y 0) y la misma oración.</w:t>
+        <w:t>Cap. VI, 1.1 (último párrafo) y Cap. VII, 2.7.</w:t>
       </w:r>
     </w:p>
     <w:p>
@@ -8229,11 +8244,11 @@
         <w:t xml:space="preserve">Cambiar por: </w:t>
       </w:r>
       <w:r>
-        <w:t>«No se computó ninguna convención probatoria en ambos grupos (0,0 %); en el grupo Oralidad se registró una convención parcial, que no se computó conforme al criterio de la ficha.» Añadir a la Tabla 4 la nota: «Recuentos de respuestas «SÍ» sobre 167 expedientes. Convenciones probatorias: un registro «PARCIAL» en Oralidad, no computado. Datos descriptivos, no ajustados por vía procedimental.»</w:t>
+        <w:t>«La diferencia de 50,6 puntos porcentuales indica que la concentración es el indicador con la mayor diferencia entre grupos y el rasgo operativo más consistente asociado al modelo implementado…»</w:t>
       </w:r>
     </w:p>
   </w:comment>
-  <w:comment w:id="8" w:author="Revisión de coherencia" w:initials="RC" w:date="2026-09-29T11:41:07Z">
+  <w:comment w:id="8" w:author="Revisión de coherencia" w:initials="RC" w:date="2026-09-29T12:00:58Z">
     <w:p>
       <w:pPr>
         <w:pStyle w:val="CommentText"/>
@@ -8248,7 +8263,7 @@
         <w:rPr>
           <w:b/>
         </w:rPr>
-        <w:t>[R-08] FORMA · Encabezado del Cap. VII «2. DISCUSIÓN»</w:t>
+        <w:t>[R-08] CIFRA · Cap. VI, 1.3, párrafo sobre convenciones probatorias</w:t>
       </w:r>
     </w:p>
     <w:p>
@@ -8262,7 +8277,7 @@
         <w:t xml:space="preserve">Problema: </w:t>
       </w:r>
       <w:r>
-        <w:t>Hay dos Discusiones distintas: este Cap. VII y el archivo DISCUSIÓN (rotulado «CAPÍTULO V»), con afirmaciones contradictorias entre sí (ver D-01 a D-06). Además, la numeración interna no es coherente: el Cap. VI usa 1.1–1.3 y el Cap. VII usa 2.1–2.9.</w:t>
+        <w:t>Contradicción interna: primero dice que no hay ninguna y luego que hubo una parcial.</w:t>
       </w:r>
     </w:p>
     <w:p>
@@ -8276,7 +8291,7 @@
         <w:t xml:space="preserve">Contradice a: </w:t>
       </w:r>
       <w:r>
-        <w:t>Archivo DISCUSIÓN completo.</w:t>
+        <w:t>Tabla 4 (0 y 0) y la misma oración.</w:t>
       </w:r>
     </w:p>
     <w:p>
@@ -8290,11 +8305,11 @@
         <w:t xml:space="preserve">Cambiar por: </w:t>
       </w:r>
       <w:r>
-        <w:t>Conservar una sola Discusión. Sugerencia: usar como base el archivo DISCUSIÓN (más completo en triangulación), renumerado como Capítulo VII (7.1, 7.2…), incorporar en él las cautelas de este Cap. VII y eliminar este capítulo del archivo RESULTADOS. Numerar el Cap. VI como 6.1, 6.2 y 6.3.</w:t>
+        <w:t>«No se computó ninguna convención probatoria en ambos grupos (0,0 %); en el grupo Oralidad se registró una convención parcial, que no se computó conforme al criterio de la ficha.» Añadir a la Tabla 4 la nota: «Recuentos de respuestas «SÍ» sobre 167 expedientes. Convenciones probatorias: un registro «PARCIAL» en Oralidad, no computado. Datos descriptivos, no ajustados por vía procedimental.»</w:t>
       </w:r>
     </w:p>
   </w:comment>
-  <w:comment w:id="9" w:author="Revisión de coherencia" w:initials="RC" w:date="2026-09-29T11:41:07Z">
+  <w:comment w:id="9" w:author="Revisión de coherencia" w:initials="RC" w:date="2026-09-29T12:00:58Z">
     <w:p>
       <w:pPr>
         <w:pStyle w:val="CommentText"/>
@@ -8309,7 +8324,7 @@
         <w:rPr>
           <w:b/>
         </w:rPr>
-        <w:t>[R-09] INTERPRETACIÓN · Cap. VII, 2.2, segundo párrafo (se repite en 2.3 y 2.4)</w:t>
+        <w:t>[R-09] FORMA · Encabezado del Cap. VII «2. DISCUSIÓN»</w:t>
       </w:r>
     </w:p>
     <w:p>
@@ -8323,7 +8338,7 @@
         <w:t xml:space="preserve">Problema: </w:t>
       </w:r>
       <w:r>
-        <w:t>En la Tabla 6, c) deficiencia en la motivación externa es de las menos frecuentes (5,7 % y 11,5 %). La incongruencia, e), es una categoría distinta de c) en la tipología Llamoja. Llamarla «debilidad externa» mezcla categorías que la tabla separa. El mismo argumento se repite en 2.3 («Frente a Taruffo»), en 2.4 (Taruffo 2006) y en DISCUSIÓN 5.3.4.</w:t>
+        <w:t>Hay dos Discusiones distintas: este Cap. VII y el archivo DISCUSIÓN (rotulado «CAPÍTULO V»), con afirmaciones contradictorias entre sí (ver D-01 a D-06). Además, la numeración interna no es coherente: el Cap. VI usa 1.1–1.3 y el Cap. VII usa 2.1–2.9.</w:t>
       </w:r>
     </w:p>
     <w:p>
@@ -8337,7 +8352,7 @@
         <w:t xml:space="preserve">Contradice a: </w:t>
       </w:r>
       <w:r>
-        <w:t>Tabla 6 (c = 5,7 % / 11,5 %; e = 32,1 % / 25,0 %; d = 15,1 % / 28,8 %).</w:t>
+        <w:t>Archivo DISCUSIÓN completo.</w:t>
       </w:r>
     </w:p>
     <w:p>
@@ -8351,11 +8366,11 @@
         <w:t xml:space="preserve">Cambiar por: </w:t>
       </w:r>
       <w:r>
-        <w:t>«…lo que las Salas Civiles de Arequipa censuran no es principalmente la ausencia de justificación, sino la falta de correspondencia de la decisión con el objeto del debate (incongruencia) y la insuficiencia de las premisas, en especial la omisión de valorar prueba admitida o decisiva.» Ajustar igual 2.3 y 2.4.</w:t>
+        <w:t>Conservar una sola Discusión. Sugerencia: usar como base el archivo DISCUSIÓN (más completo en triangulación), renumerado como Capítulo VII (7.1, 7.2…), incorporar en él las cautelas de este Cap. VII y eliminar este capítulo del archivo RESULTADOS. Numerar el Cap. VI como 6.1, 6.2 y 6.3.</w:t>
       </w:r>
     </w:p>
   </w:comment>
-  <w:comment w:id="10" w:author="Revisión de coherencia" w:initials="RC" w:date="2026-09-29T11:41:07Z">
+  <w:comment w:id="10" w:author="Revisión de coherencia" w:initials="RC" w:date="2026-09-29T12:00:58Z">
     <w:p>
       <w:pPr>
         <w:pStyle w:val="CommentText"/>
@@ -8370,7 +8385,7 @@
         <w:rPr>
           <w:b/>
         </w:rPr>
-        <w:t>[R-10] CIFRA · Cap. VII, 2.4, primer párrafo (Bustamante y Angulo)</w:t>
+        <w:t>[R-10] INTERPRETACIÓN · Cap. VII, 2.2, segundo párrafo (se repite en 2.3 y 2.4)</w:t>
       </w:r>
     </w:p>
     <w:p>
@@ -8384,7 +8399,7 @@
         <w:t xml:space="preserve">Problema: </w:t>
       </w:r>
       <w:r>
-        <w:t>Según la Tabla 4, 18 expedientes Tradicionales ACREDITAN concentración, así que 69 (87 − 18) no la acreditan. El texto dice «dieciocho sin concentración» y 43 + 18 = 61, que tampoco cuadra con 87. DISCUSIÓN 5.2.4 repite «sesenta y uno de ochenta y siete».</w:t>
+        <w:t>En la Tabla 6, c) deficiencia en la motivación externa es de las menos frecuentes (5,7 % y 11,5 %). La incongruencia, e), es una categoría distinta de c) en la tipología Llamoja. Llamarla «debilidad externa» mezcla categorías que la tabla separa. El mismo argumento se repite en 2.3 («Frente a Taruffo»), en 2.4 (Taruffo 2006) y en DISCUSIÓN 5.3.4.</w:t>
       </w:r>
     </w:p>
     <w:p>
@@ -8398,7 +8413,7 @@
         <w:t xml:space="preserve">Contradice a: </w:t>
       </w:r>
       <w:r>
-        <w:t>Tabla 4 del Cap. VI (18/87 = 20,7 %).</w:t>
+        <w:t>Tabla 6 (c = 5,7 % / 11,5 %; e = 32,1 % / 25,0 %; d = 15,1 % / 28,8 %).</w:t>
       </w:r>
     </w:p>
     <w:p>
@@ -8412,11 +8427,11 @@
         <w:t xml:space="preserve">Cambiar por: </w:t>
       </w:r>
       <w:r>
-        <w:t>Verificar en el consolidado de 1.ª instancia cuántos expedientes Tradicionales tienen concentración parcial y cuántos ninguna, y redactar: «…—sesenta y nueve (69) de ochenta y siete (87) expedientes sin concentración acreditada, de los cuales [x] la registran de forma parcial y [y] no la registran— es la dispersión del saneamiento…»</w:t>
+        <w:t>«…lo que las Salas Civiles de Arequipa censuran no es principalmente la ausencia de justificación, sino la falta de correspondencia de la decisión con el objeto del debate (incongruencia) y la insuficiencia de las premisas, en especial la omisión de valorar prueba admitida o decisiva.» Ajustar igual 2.3 y 2.4.</w:t>
       </w:r>
     </w:p>
   </w:comment>
-  <w:comment w:id="11" w:author="Revisión de coherencia" w:initials="RC" w:date="2026-09-29T11:41:07Z">
+  <w:comment w:id="11" w:author="Revisión de coherencia" w:initials="RC" w:date="2026-09-29T12:00:58Z">
     <w:p>
       <w:pPr>
         <w:pStyle w:val="CommentText"/>
@@ -8431,7 +8446,7 @@
         <w:rPr>
           <w:b/>
         </w:rPr>
-        <w:t>[R-11] CIFRA · Cap. VII, 2.4 (Amigó) y 2.5, 2.8</w:t>
+        <w:t>[R-11] CIFRA · Cap. VII, 2.4, primer párrafo (Bustamante y Angulo)</w:t>
       </w:r>
     </w:p>
     <w:p>
@@ -8445,7 +8460,7 @@
         <w:t xml:space="preserve">Problema: </w:t>
       </w:r>
       <w:r>
-        <w:t>El Cap. VI no presenta ninguna tabla de duración. Las medias 318,6 y 313,3 días solo aparecen en las Discusiones y en Aportes, Conclusiones y Recomendaciones, y podrían venir del corpus anterior de 100 expedientes.</w:t>
+        <w:t>Según la Tabla 4, 18 expedientes Tradicionales ACREDITAN concentración, así que 69 (87 − 18) no la acreditan. El texto dice «dieciocho sin concentración» y 43 + 18 = 61, que tampoco cuadra con 87. DISCUSIÓN 5.2.4 repite «sesenta y uno de ochenta y siete».</w:t>
       </w:r>
     </w:p>
     <w:p>
@@ -8459,7 +8474,7 @@
         <w:t xml:space="preserve">Contradice a: </w:t>
       </w:r>
       <w:r>
-        <w:t>Cap. VI (sin dato de duración); se usa en DISCUSIÓN 5.2.4, 5.3.5 y 5.4, y en APORTES (§ 3, § 6, Conclusión 3 y Recomendación 3).</w:t>
+        <w:t>Tabla 4 del Cap. VI (18/87 = 20,7 %).</w:t>
       </w:r>
     </w:p>
     <w:p>
@@ -8473,11 +8488,11 @@
         <w:t xml:space="preserve">Cambiar por: </w:t>
       </w:r>
       <w:r>
-        <w:t>Incorporar al Cap. VI una tabla «Duración del control de segunda instancia, según período» (n, media, mediana, mínimo, máximo, definición del intervalo y fuente) calculada con el corpus actual (163 sentencias de vista), o suprimir todas las menciones.</w:t>
+        <w:t>Verificar en el consolidado de 1.ª instancia cuántos expedientes Tradicionales tienen concentración parcial y cuántos ninguna, y redactar: «…—sesenta y nueve (69) de ochenta y siete (87) expedientes sin concentración acreditada, de los cuales [x] la registran de forma parcial y [y] no la registran— es la dispersión del saneamiento…»</w:t>
       </w:r>
     </w:p>
   </w:comment>
-  <w:comment w:id="12" w:author="Revisión de coherencia" w:initials="RC" w:date="2026-09-29T11:41:07Z">
+  <w:comment w:id="12" w:author="Revisión de coherencia" w:initials="RC" w:date="2026-09-29T12:00:58Z">
     <w:p>
       <w:pPr>
         <w:pStyle w:val="CommentText"/>
@@ -8492,7 +8507,7 @@
         <w:rPr>
           <w:b/>
         </w:rPr>
-        <w:t>[R-12] INTERPRETACIÓN · Cap. VII, 2.6, segundo párrafo</w:t>
+        <w:t>[R-12] CIFRA · Cap. VII, 2.4 (Amigó) y 2.5, 2.8</w:t>
       </w:r>
     </w:p>
     <w:p>
@@ -8506,7 +8521,7 @@
         <w:t xml:space="preserve">Problema: </w:t>
       </w:r>
       <w:r>
-        <w:t>Mezcla la muestra (grupo Oralidad, 80 expedientes) con la serie anual de 2024 (328 sentencias). En la muestra, la confirmación es del 1,2 % y el 1,3 % (Tabla 5). El propio Cap. VI («Alcance de las bases de comparación») prohíbe combinar ambas bases.</w:t>
+        <w:t>El Cap. VI no presenta ninguna tabla de duración. Las medias 318,6 y 313,3 días solo aparecen en las Discusiones y en Aportes, Conclusiones y Recomendaciones, y podrían venir del corpus anterior de 100 expedientes.</w:t>
       </w:r>
     </w:p>
     <w:p>
@@ -8520,7 +8535,7 @@
         <w:t xml:space="preserve">Contradice a: </w:t>
       </w:r>
       <w:r>
-        <w:t>Cap. VI, «Alcance de las bases de comparación», y Tabla 5.</w:t>
+        <w:t>Cap. VI (sin dato de duración); se usa en DISCUSIÓN 5.2.4, 5.3.5 y 5.4, y en APORTES (§ 3, § 6, Conclusión 3 y Recomendación 3).</w:t>
       </w:r>
     </w:p>
     <w:p>
@@ -8534,11 +8549,11 @@
         <w:t xml:space="preserve">Cambiar por: </w:t>
       </w:r>
       <w:r>
-        <w:t>«En el grupo Oralidad se observa mayor concentración; por su parte, la serie anual de 2024 registra una mayor proporción de confirmaciones que la de 2018 (72,6 % frente a 65,5 %).»</w:t>
+        <w:t>Incorporar al Cap. VI una tabla «Duración del control de segunda instancia, según período» (n, media, mediana, mínimo, máximo, definición del intervalo y fuente) calculada con el corpus actual (163 sentencias de vista), o suprimir todas las menciones.</w:t>
       </w:r>
     </w:p>
   </w:comment>
-  <w:comment w:id="13" w:author="Revisión de coherencia" w:initials="RC" w:date="2026-09-29T11:41:07Z">
+  <w:comment w:id="13" w:author="Revisión de coherencia" w:initials="RC" w:date="2026-09-29T12:00:58Z">
     <w:p>
       <w:pPr>
         <w:pStyle w:val="CommentText"/>
@@ -8553,7 +8568,7 @@
         <w:rPr>
           <w:b/>
         </w:rPr>
-        <w:t>[R-13] FORMA · Cap. VII, 2.7, cuarto párrafo</w:t>
+        <w:t>[R-13] INTERPRETACIÓN · Cap. VII, 2.6, segundo párrafo</w:t>
       </w:r>
     </w:p>
     <w:p>
@@ -8567,7 +8582,7 @@
         <w:t xml:space="preserve">Problema: </w:t>
       </w:r>
       <w:r>
-        <w:t>El orden de las cifras se lee al revés: parece que Oralidad tiene 32,1 %, cuando tiene 25,0 %.</w:t>
+        <w:t>Mezcla la muestra (grupo Oralidad, 80 expedientes) con la serie anual de 2024 (328 sentencias). En la muestra, la confirmación es del 1,2 % y el 1,3 % (Tabla 5). El propio Cap. VI («Alcance de las bases de comparación») prohíbe combinar ambas bases.</w:t>
       </w:r>
     </w:p>
     <w:p>
@@ -8581,7 +8596,7 @@
         <w:t xml:space="preserve">Contradice a: </w:t>
       </w:r>
       <w:r>
-        <w:t>Tabla 6.</w:t>
+        <w:t>Cap. VI, «Alcance de las bases de comparación», y Tabla 5.</w:t>
       </w:r>
     </w:p>
     <w:p>
@@ -8595,11 +8610,11 @@
         <w:t xml:space="preserve">Cambiar por: </w:t>
       </w:r>
       <w:r>
-        <w:t>«…es menos frecuente en el grupo Oralidad (25,0 % frente a 32,1 %)…»</w:t>
+        <w:t>«En el grupo Oralidad se observa mayor concentración; por su parte, la serie anual de 2024 registra una mayor proporción de confirmaciones que la de 2018 (72,6 % frente a 65,5 %).»</w:t>
       </w:r>
     </w:p>
   </w:comment>
-  <w:comment w:id="14" w:author="Revisión de coherencia" w:initials="RC" w:date="2026-09-29T11:41:07Z">
+  <w:comment w:id="14" w:author="Revisión de coherencia" w:initials="RC" w:date="2026-09-29T12:00:58Z">
     <w:p>
       <w:pPr>
         <w:pStyle w:val="CommentText"/>
@@ -8614,7 +8629,7 @@
         <w:rPr>
           <w:b/>
         </w:rPr>
-        <w:t>[R-14] FORMA · Cap. VII, 2.8, último párrafo</w:t>
+        <w:t>[R-14] FORMA · Cap. VII, 2.7, cuarto párrafo</w:t>
       </w:r>
     </w:p>
     <w:p>
@@ -8628,7 +8643,7 @@
         <w:t xml:space="preserve">Problema: </w:t>
       </w:r>
       <w:r>
-        <w:t>Chiovenda, Cappelletti, Palomo Vélez y Cavani no se discuten en este Cap. VII; solo aparecen en el archivo DISCUSIÓN.</w:t>
+        <w:t>El orden de las cifras se lee al revés: parece que Oralidad tiene 32,1 %, cuando tiene 25,0 %.</w:t>
       </w:r>
     </w:p>
     <w:p>
@@ -8642,7 +8657,7 @@
         <w:t xml:space="preserve">Contradice a: </w:t>
       </w:r>
       <w:r>
-        <w:t>Contenido de este mismo Cap. VII.</w:t>
+        <w:t>Tabla 6.</w:t>
       </w:r>
     </w:p>
     <w:p>
@@ -8656,11 +8671,11 @@
         <w:t xml:space="preserve">Cambiar por: </w:t>
       </w:r>
       <w:r>
-        <w:t>Se resuelve al unificar la Discusión (R-08). Si se mantiene este Cap. VII, citar solo a los autores efectivamente discutidos.</w:t>
+        <w:t>«…es menos frecuente en el grupo Oralidad (25,0 % frente a 32,1 %)…»</w:t>
       </w:r>
     </w:p>
   </w:comment>
-  <w:comment w:id="15" w:author="Revisión de coherencia" w:initials="RC" w:date="2026-09-29T11:41:07Z">
+  <w:comment w:id="15" w:author="Revisión de coherencia" w:initials="RC" w:date="2026-09-29T12:00:58Z">
     <w:p>
       <w:pPr>
         <w:pStyle w:val="CommentText"/>
@@ -8675,7 +8690,68 @@
         <w:rPr>
           <w:b/>
         </w:rPr>
-        <w:t>[R-15] FORMA · 2.9, Matriz integradora de Denzin</w:t>
+        <w:t>[R-15] FORMA · Cap. VII, 2.8, último párrafo</w:t>
+      </w:r>
+    </w:p>
+    <w:p>
+      <w:pPr>
+        <w:pStyle w:val="CommentText"/>
+      </w:pPr>
+      <w:r>
+        <w:rPr>
+          <w:b/>
+        </w:rPr>
+        <w:t xml:space="preserve">Problema: </w:t>
+      </w:r>
+      <w:r>
+        <w:t>Chiovenda, Cappelletti, Palomo Vélez y Cavani no se discuten en este Cap. VII; solo aparecen en el archivo DISCUSIÓN.</w:t>
+      </w:r>
+    </w:p>
+    <w:p>
+      <w:pPr>
+        <w:pStyle w:val="CommentText"/>
+      </w:pPr>
+      <w:r>
+        <w:rPr>
+          <w:b/>
+        </w:rPr>
+        <w:t xml:space="preserve">Contradice a: </w:t>
+      </w:r>
+      <w:r>
+        <w:t>Contenido de este mismo Cap. VII.</w:t>
+      </w:r>
+    </w:p>
+    <w:p>
+      <w:pPr>
+        <w:pStyle w:val="CommentText"/>
+      </w:pPr>
+      <w:r>
+        <w:rPr>
+          <w:b/>
+        </w:rPr>
+        <w:t xml:space="preserve">Cambiar por: </w:t>
+      </w:r>
+      <w:r>
+        <w:t>Se resuelve al unificar la Discusión (R-09). Si se mantiene este Cap. VII, citar solo a los autores efectivamente discutidos.</w:t>
+      </w:r>
+    </w:p>
+  </w:comment>
+  <w:comment w:id="16" w:author="Revisión de coherencia" w:initials="RC" w:date="2026-09-29T12:00:58Z">
+    <w:p>
+      <w:pPr>
+        <w:pStyle w:val="CommentText"/>
+      </w:pPr>
+      <w:r>
+        <w:rPr>
+          <w:rStyle w:val="CommentReference"/>
+        </w:rPr>
+        <w:annotationRef/>
+      </w:r>
+      <w:r>
+        <w:rPr>
+          <w:b/>
+        </w:rPr>
+        <w:t>[R-16] FORMA · 2.9, Matriz integradora de Denzin</w:t>
       </w:r>
     </w:p>
     <w:p>

--- a/MARCADO_RESULTADOS_Juan_Mesabel_Quispe_Leon.docx
+++ b/MARCADO_RESULTADOS_Juan_Mesabel_Quispe_Leon.docx
@@ -7770,7 +7770,7 @@
 
 <file path=word/comments.xml><?xml version="1.0" encoding="utf-8"?>
 <w:comments xmlns:a="http://schemas.openxmlformats.org/drawingml/2006/main" xmlns:pic="http://schemas.openxmlformats.org/drawingml/2006/picture" xmlns:r="http://schemas.openxmlformats.org/officeDocument/2006/relationships" xmlns:w="http://schemas.openxmlformats.org/wordprocessingml/2006/main" xmlns:wp="http://schemas.openxmlformats.org/drawingml/2006/wordprocessingDrawing" xmlns:mc="http://schemas.openxmlformats.org/markup-compatibility/2006" xmlns:a14="http://schemas.microsoft.com/office/drawing/2010/main" xmlns:w14="http://schemas.microsoft.com/office/word/2010/wordml" xmlns:wpc="http://schemas.microsoft.com/office/word/2010/wordprocessingCanvas">
-  <w:comment w:id="0" w:author="Revisión de coherencia" w:initials="RC" w:date="2026-09-29T12:00:58Z">
+  <w:comment w:id="0" w:author="Revisión de coherencia" w:initials="RC" w:date="2026-09-29T12:52:43Z">
     <w:p>
       <w:pPr>
         <w:pStyle w:val="CommentText"/>
@@ -7821,7 +7821,7 @@
       </w:r>
     </w:p>
   </w:comment>
-  <w:comment w:id="1" w:author="Revisión de coherencia" w:initials="RC" w:date="2026-09-29T12:00:58Z">
+  <w:comment w:id="1" w:author="Revisión de coherencia" w:initials="RC" w:date="2026-09-29T12:52:43Z">
     <w:p>
       <w:pPr>
         <w:pStyle w:val="CommentText"/>
@@ -7882,7 +7882,7 @@
       </w:r>
     </w:p>
   </w:comment>
-  <w:comment w:id="2" w:author="Revisión de coherencia" w:initials="RC" w:date="2026-09-29T12:00:58Z">
+  <w:comment w:id="2" w:author="Revisión de coherencia" w:initials="RC" w:date="2026-09-29T12:52:43Z">
     <w:p>
       <w:pPr>
         <w:pStyle w:val="CommentText"/>
@@ -7911,7 +7911,7 @@
         <w:t xml:space="preserve">Problema: </w:t>
       </w:r>
       <w:r>
-        <w:t>El texto no dice que los 167 expedientes (87/80) son expedientes NULOS, es decir, que su sentencia de primera instancia fue anulada. Ese es el criterio de selección de la muestra y condiciona todos los resultados: los indicadores de oralidad (Tabla 4) y el control superior (Tabla 5) se miden solo en expedientes con nulidad, no en el conjunto de procesos. Sin esa precisión, Aportes y Conclusiones generalizan al modelo en su conjunto.</w:t>
+        <w:t>El texto no dice que la muestra está formada solo por expedientes cuya sentencia de primera instancia fue CENSURADA en segunda instancia. Según la Tabla 3, los 167 expedientes (87/80) son 113 anulados (55 y 58) y 54 revocados (32 y 22); ninguno fue confirmado. No son todos nulos: los nulos son las 105 sentencias de vista de la Tabla 6 (53 y 52). Como la muestra se eligió por su resultado adverso, los indicadores de oralidad (Tabla 4) y el control superior (Tabla 5) describen procesos censurados, no el conjunto de procesos. Sin esta precisión, Aportes y Conclusiones generalizan al modelo en su conjunto.</w:t>
       </w:r>
     </w:p>
     <w:p>
@@ -7925,7 +7925,7 @@
         <w:t xml:space="preserve">Contradice a: </w:t>
       </w:r>
       <w:r>
-        <w:t>Tablas 3, 4 y 5 (que se leen como si fueran una muestra general) y archivo APORTES (§ 1, § 5 y Conclusiones).</w:t>
+        <w:t>Tabla 3 (55/58 anuladas y 32/22 revocadas), Tabla 5 y archivo APORTES (§ 1, § 5 y Conclusiones).</w:t>
       </w:r>
     </w:p>
     <w:p>
@@ -7939,11 +7939,11 @@
         <w:t xml:space="preserve">Cambiar por: </w:t>
       </w:r>
       <w:r>
-        <w:t>«Para el análisis documental se revisaron 167 expedientes nulos, esto es, expedientes cuya sentencia de primera instancia fue anulada por la Sala Civil: 87 del grupo Tradicional y 80 del grupo Oralidad. Los indicadores de las Tablas 4 y 5 se refieren, por tanto, a expedientes con nulidad y no a la totalidad de procesos tramitados en cada período.» Repetir la precisión en la nota de las Tablas 3 y 4 y donde se mencionen los 167 expedientes (1.1, 2.8 y Discusión).</w:t>
+        <w:t>«Para el análisis documental se revisaron 167 expedientes cuya sentencia de primera instancia fue anulada o revocada en segunda instancia: 87 del grupo Tradicional (55 anulados y 32 revocados) y 80 del grupo Oralidad (58 anulados y 22 revocados), según el hito registrado en el SIJ. Los indicadores de las Tablas 4 y 5 se refieren, por tanto, a procesos cuya sentencia fue censurada y no a la totalidad de procesos tramitados en cada período.» Usar la misma fórmula donde se mencionen los 167 expedientes (1.1, 2.8 y Discusión).</w:t>
       </w:r>
     </w:p>
   </w:comment>
-  <w:comment w:id="3" w:author="Revisión de coherencia" w:initials="RC" w:date="2026-09-29T12:00:58Z">
+  <w:comment w:id="3" w:author="Revisión de coherencia" w:initials="RC" w:date="2026-09-29T12:52:43Z">
     <w:p>
       <w:pPr>
         <w:pStyle w:val="CommentText"/>
@@ -7972,7 +7972,7 @@
         <w:t xml:space="preserve">Problema: </w:t>
       </w:r>
       <w:r>
-        <w:t>Si los 167 expedientes son todos expedientes nulos, el lector espera ver solo anulaciones. Sin embargo, la Tabla 3 registra 55/58 anuladas y 32/22 revocadas sobre 87/80, y la Tabla 5 registra 53/52 anuladas, 29/24 revocadas y 1/1 confirmadas sobre 85/78. Además, para el grupo Oralidad aparecen dos cifras de anulación distintas (58 y 52). Nada de esto se explica.</w:t>
+        <w:t>La Tabla 3 registra 55/58 anuladas y 32/22 revocadas (sin confirmadas) sobre 87/80. La Tabla 5 registra 53/52 anuladas, 29/24 revocadas y 1/1 confirmadas sobre 85/78. Así, para el grupo Oralidad aparecen dos cifras de anulación distintas (58 y 52), y la Tabla 5 incluye dos confirmadas en una muestra que, según el SIJ, solo tiene anulados y revocados. Nada de esto se explica.</w:t>
       </w:r>
     </w:p>
     <w:p>
@@ -8000,11 +8000,11 @@
         <w:t xml:space="preserve">Cambiar por: </w:t>
       </w:r>
       <w:r>
-        <w:t>Añadir nota a las Tablas 3 y 5 que explique qué nulidad define al expediente como «nulo» (p. ej., la de la primera sentencia) y qué pronunciamiento se registra en la tabla (p. ej., la última sentencia de vista o hito del SIJ), de modo que se entienda por qué aparecen revocadas y confirmadas en expedientes nulos y por qué 58 ≠ 52. (Verificar la explicación en la base.) Precisar que, como la muestra se seleccionó por nulidad, la proporción de anuladas, revocadas o confirmadas dentro de ella no es un resultado comparable entre grupos.</w:t>
+        <w:t>Añadir nota a la Tabla 3: «El hito del SIJ registra el último movimiento de segunda instancia del expediente; la Tabla 5 clasifica el pronunciamiento de la sentencia de vista efectivamente obtenida (85 y 78 documentos disponibles). Por ello las cifras no coinciden y no deben sustituirse entre sí.» (Verificar la explicación en la base, en especial las dos confirmadas.) Precisar además que, como la muestra se seleccionó por su resultado adverso, la proporción de anuladas, revocadas o confirmadas dentro de ella no es un resultado comparable entre grupos.</w:t>
       </w:r>
     </w:p>
   </w:comment>
-  <w:comment w:id="4" w:author="Revisión de coherencia" w:initials="RC" w:date="2026-09-29T12:00:58Z">
+  <w:comment w:id="4" w:author="Revisión de coherencia" w:initials="RC" w:date="2026-09-29T12:52:43Z">
     <w:p>
       <w:pPr>
         <w:pStyle w:val="CommentText"/>
@@ -8065,7 +8065,7 @@
       </w:r>
     </w:p>
   </w:comment>
-  <w:comment w:id="5" w:author="Revisión de coherencia" w:initials="RC" w:date="2026-09-29T12:00:58Z">
+  <w:comment w:id="5" w:author="Revisión de coherencia" w:initials="RC" w:date="2026-09-29T12:52:43Z">
     <w:p>
       <w:pPr>
         <w:pStyle w:val="CommentText"/>
@@ -8126,7 +8126,7 @@
       </w:r>
     </w:p>
   </w:comment>
-  <w:comment w:id="6" w:author="Revisión de coherencia" w:initials="RC" w:date="2026-09-29T12:00:58Z">
+  <w:comment w:id="6" w:author="Revisión de coherencia" w:initials="RC" w:date="2026-09-29T12:52:43Z">
     <w:p>
       <w:pPr>
         <w:pStyle w:val="CommentText"/>
@@ -8187,7 +8187,7 @@
       </w:r>
     </w:p>
   </w:comment>
-  <w:comment w:id="7" w:author="Revisión de coherencia" w:initials="RC" w:date="2026-09-29T12:00:58Z">
+  <w:comment w:id="7" w:author="Revisión de coherencia" w:initials="RC" w:date="2026-09-29T12:52:43Z">
     <w:p>
       <w:pPr>
         <w:pStyle w:val="CommentText"/>
@@ -8248,7 +8248,7 @@
       </w:r>
     </w:p>
   </w:comment>
-  <w:comment w:id="8" w:author="Revisión de coherencia" w:initials="RC" w:date="2026-09-29T12:00:58Z">
+  <w:comment w:id="8" w:author="Revisión de coherencia" w:initials="RC" w:date="2026-09-29T12:52:43Z">
     <w:p>
       <w:pPr>
         <w:pStyle w:val="CommentText"/>
@@ -8309,7 +8309,7 @@
       </w:r>
     </w:p>
   </w:comment>
-  <w:comment w:id="9" w:author="Revisión de coherencia" w:initials="RC" w:date="2026-09-29T12:00:58Z">
+  <w:comment w:id="9" w:author="Revisión de coherencia" w:initials="RC" w:date="2026-09-29T12:52:43Z">
     <w:p>
       <w:pPr>
         <w:pStyle w:val="CommentText"/>
@@ -8370,7 +8370,7 @@
       </w:r>
     </w:p>
   </w:comment>
-  <w:comment w:id="10" w:author="Revisión de coherencia" w:initials="RC" w:date="2026-09-29T12:00:58Z">
+  <w:comment w:id="10" w:author="Revisión de coherencia" w:initials="RC" w:date="2026-09-29T12:52:43Z">
     <w:p>
       <w:pPr>
         <w:pStyle w:val="CommentText"/>
@@ -8431,7 +8431,7 @@
       </w:r>
     </w:p>
   </w:comment>
-  <w:comment w:id="11" w:author="Revisión de coherencia" w:initials="RC" w:date="2026-09-29T12:00:58Z">
+  <w:comment w:id="11" w:author="Revisión de coherencia" w:initials="RC" w:date="2026-09-29T12:52:43Z">
     <w:p>
       <w:pPr>
         <w:pStyle w:val="CommentText"/>
@@ -8492,7 +8492,7 @@
       </w:r>
     </w:p>
   </w:comment>
-  <w:comment w:id="12" w:author="Revisión de coherencia" w:initials="RC" w:date="2026-09-29T12:00:58Z">
+  <w:comment w:id="12" w:author="Revisión de coherencia" w:initials="RC" w:date="2026-09-29T12:52:43Z">
     <w:p>
       <w:pPr>
         <w:pStyle w:val="CommentText"/>
@@ -8553,7 +8553,7 @@
       </w:r>
     </w:p>
   </w:comment>
-  <w:comment w:id="13" w:author="Revisión de coherencia" w:initials="RC" w:date="2026-09-29T12:00:58Z">
+  <w:comment w:id="13" w:author="Revisión de coherencia" w:initials="RC" w:date="2026-09-29T12:52:43Z">
     <w:p>
       <w:pPr>
         <w:pStyle w:val="CommentText"/>
@@ -8614,7 +8614,7 @@
       </w:r>
     </w:p>
   </w:comment>
-  <w:comment w:id="14" w:author="Revisión de coherencia" w:initials="RC" w:date="2026-09-29T12:00:58Z">
+  <w:comment w:id="14" w:author="Revisión de coherencia" w:initials="RC" w:date="2026-09-29T12:52:43Z">
     <w:p>
       <w:pPr>
         <w:pStyle w:val="CommentText"/>
@@ -8675,7 +8675,7 @@
       </w:r>
     </w:p>
   </w:comment>
-  <w:comment w:id="15" w:author="Revisión de coherencia" w:initials="RC" w:date="2026-09-29T12:00:58Z">
+  <w:comment w:id="15" w:author="Revisión de coherencia" w:initials="RC" w:date="2026-09-29T12:52:43Z">
     <w:p>
       <w:pPr>
         <w:pStyle w:val="CommentText"/>
@@ -8736,7 +8736,7 @@
       </w:r>
     </w:p>
   </w:comment>
-  <w:comment w:id="16" w:author="Revisión de coherencia" w:initials="RC" w:date="2026-09-29T12:00:58Z">
+  <w:comment w:id="16" w:author="Revisión de coherencia" w:initials="RC" w:date="2026-09-29T12:52:43Z">
     <w:p>
       <w:pPr>
         <w:pStyle w:val="CommentText"/>

--- a/MARCADO_RESULTADOS_Juan_Mesabel_Quispe_Leon.docx
+++ b/MARCADO_RESULTADOS_Juan_Mesabel_Quispe_Leon.docx
@@ -113,12 +113,21 @@
           <w:lang w:val="es-PE"/>
         </w:rPr>
       </w:pPr>
+      <w:commentRangeStart w:id="2"/>
       <w:r>
         <w:rPr>
           <w:i/>
+          <w:highlight w:val="cyan"/>
           <w:lang w:val="es-PE"/>
         </w:rPr>
         <w:t>Resultado de las sentencias de segunda instancia, año 2018</w:t>
+      </w:r>
+      <w:commentRangeEnd w:id="2"/>
+      <w:r>
+        <w:rPr>
+          <w:rStyle w:val="CommentReference"/>
+        </w:rPr>
+        <w:commentReference w:id="2"/>
       </w:r>
     </w:p>
     <w:tbl>
@@ -155,7 +164,7 @@
                 <w:b/>
                 <w:sz w:val="22"/>
               </w:rPr>
-              <w:t>Resultado de la sentencia</w:t>
+              <w:t xml:space="preserve">Resultado de la sentencia</w:t>
             </w:r>
           </w:p>
         </w:tc>
@@ -438,7 +447,7 @@
         <w:rPr>
           <w:sz w:val="20"/>
         </w:rPr>
-        <w:t>Elaboración propia.</w:t>
+        <w:t xml:space="preserve">Elaboración propia.</w:t>
       </w:r>
     </w:p>
     <w:p>
@@ -449,7 +458,7 @@
         <w:rPr>
           <w:b/>
         </w:rPr>
-        <w:t>Tabla 2</w:t>
+        <w:t xml:space="preserve">Tabla 2</w:t>
       </w:r>
     </w:p>
     <w:p>
@@ -501,7 +510,7 @@
                 <w:b/>
                 <w:sz w:val="22"/>
               </w:rPr>
-              <w:t>Resultado de la sentencia</w:t>
+              <w:t xml:space="preserve">Resultado de la sentencia</w:t>
             </w:r>
           </w:p>
         </w:tc>
@@ -784,7 +793,7 @@
         <w:rPr>
           <w:sz w:val="20"/>
         </w:rPr>
-        <w:t>Elaboración propia.</w:t>
+        <w:t xml:space="preserve">Elaboración propia.</w:t>
       </w:r>
     </w:p>
     <w:p>
@@ -812,20 +821,20 @@
           <w:lang w:val="es-PE"/>
         </w:rPr>
       </w:pPr>
-      <w:commentRangeStart w:id="2"/>
+      <w:commentRangeStart w:id="3"/>
       <w:r>
         <w:rPr>
-          <w:highlight w:val="yellow"/>
+          <w:highlight w:val="magenta"/>
           <w:lang w:val="es-PE"/>
         </w:rPr>
         <w:t xml:space="preserve">Para el análisis documental se revisaron 167 expedientes con sentencia de primera instancia codificada: 87 del grupo Tradicional y 80 del grupo Oralidad.</w:t>
       </w:r>
-      <w:commentRangeEnd w:id="2"/>
+      <w:commentRangeEnd w:id="3"/>
       <w:r>
         <w:rPr>
           <w:rStyle w:val="CommentReference"/>
         </w:rPr>
-        <w:commentReference w:id="2"/>
+        <w:commentReference w:id="3"/>
       </w:r>
       <w:r>
         <w:rPr>
@@ -905,7 +914,7 @@
           <w:i/>
           <w:lang w:val="es-PE"/>
         </w:rPr>
-        <w:t>Composición de los expedientes analizados según vía procesal y hito de segunda instancia</w:t>
+        <w:t xml:space="preserve">Composición de los expedientes analizados según vía procesal y hito de segunda instancia</w:t>
       </w:r>
     </w:p>
     <w:tbl>
@@ -1337,7 +1346,7 @@
                 <w:lang w:val="es-PE"/>
               </w:rPr>
             </w:pPr>
-            <w:commentRangeStart w:id="3"/>
+            <w:commentRangeStart w:id="4"/>
             <w:r>
               <w:rPr>
                 <w:b/>
@@ -1347,12 +1356,12 @@
               </w:rPr>
               <w:t>Hito en segunda instancia según el SIJ (n = 87 / 80)</w:t>
             </w:r>
-            <w:commentRangeEnd w:id="3"/>
+            <w:commentRangeEnd w:id="4"/>
             <w:r>
               <w:rPr>
                 <w:rStyle w:val="CommentReference"/>
               </w:rPr>
-              <w:commentReference w:id="3"/>
+              <w:commentReference w:id="4"/>
             </w:r>
           </w:p>
         </w:tc>
@@ -1855,7 +1864,7 @@
         <w:rPr>
           <w:sz w:val="20"/>
         </w:rPr>
-        <w:t>. Elaboración propia.</w:t>
+        <w:t xml:space="preserve">. Elaboración propia.</w:t>
       </w:r>
     </w:p>
     <w:p>
@@ -1872,7 +1881,7 @@
         </w:rPr>
         <w:t xml:space="preserve">La tabla que precede contiene la caracterización de los ciento sesenta y siete (167) expedientes que conforman las unidades de estudio, así como de las ciento cinco (105) sentencias de vista anuladas, ello </w:t>
       </w:r>
-      <w:commentRangeStart w:id="4"/>
+      <w:commentRangeStart w:id="5"/>
       <w:r>
         <w:rPr>
           <w:highlight w:val="yellow"/>
@@ -1880,12 +1889,12 @@
         </w:rPr>
         <w:t xml:space="preserve">tomando en consideración que la comparabilidad sustancial entre ambos grupos constituye el presupuesto de validez de todo el contraste posterior</w:t>
       </w:r>
-      <w:commentRangeEnd w:id="4"/>
+      <w:commentRangeEnd w:id="5"/>
       <w:r>
         <w:rPr>
           <w:rStyle w:val="CommentReference"/>
         </w:rPr>
-        <w:commentReference w:id="4"/>
+        <w:commentReference w:id="5"/>
       </w:r>
       <w:r>
         <w:rPr>
@@ -2006,7 +2015,7 @@
                 <w:b/>
                 <w:sz w:val="22"/>
               </w:rPr>
-              <w:t>Tradicional (n = 87)</w:t>
+              <w:t xml:space="preserve">Tradicional (n = 87)</w:t>
             </w:r>
           </w:p>
         </w:tc>
@@ -2025,7 +2034,7 @@
                 <w:b/>
                 <w:sz w:val="22"/>
               </w:rPr>
-              <w:t>Oralidad (n = 80)</w:t>
+              <w:t xml:space="preserve">Oralidad (n = 80)</w:t>
             </w:r>
           </w:p>
         </w:tc>
@@ -2162,7 +2171,7 @@
               <w:rPr>
                 <w:sz w:val="22"/>
               </w:rPr>
-              <w:t>Convenciones probatorias</w:t>
+              <w:t xml:space="preserve">Convenciones probatorias</w:t>
             </w:r>
           </w:p>
         </w:tc>
@@ -2536,7 +2545,7 @@
                 <w:b/>
                 <w:sz w:val="22"/>
               </w:rPr>
-              <w:t>Tradicional (n = 85)</w:t>
+              <w:t xml:space="preserve">Tradicional (n = 85)</w:t>
             </w:r>
           </w:p>
         </w:tc>
@@ -2574,7 +2583,7 @@
                 <w:b/>
                 <w:sz w:val="22"/>
               </w:rPr>
-              <w:t>Oralidad (n = 78)</w:t>
+              <w:t xml:space="preserve">Oralidad (n = 78)</w:t>
             </w:r>
           </w:p>
         </w:tc>
@@ -2885,7 +2894,7 @@
               <w:rPr>
                 <w:sz w:val="22"/>
               </w:rPr>
-              <w:t>Otro / sin documento</w:t>
+              <w:t xml:space="preserve">Otro / sin documento</w:t>
             </w:r>
           </w:p>
         </w:tc>
@@ -3097,7 +3106,7 @@
         </w:rPr>
         <w:t xml:space="preserve">De otra parte, a efectos de determinar la naturaleza de los defectos que motivan las sentencias de vista, se aplicó el catálogo empírico de causales, construido a partir de la </w:t>
         <w:lastRenderedPageBreak/>
-        <w:t>tipología constitucional de vicios de motivación del caso Llamoja (STC 00728-2008-PHC/TC) y aplicado a las sentencias de vista de las Salas Civiles de la Corte Superior de Justicia de Arequipa que declararon la nulidad, teniéndose la siguiente tabla:</w:t>
+        <w:t xml:space="preserve">tipología constitucional de vicios de motivación del caso Llamoja (STC 00728-2008-PHC/TC) y aplicado a las sentencias de vista de las Salas Civiles de la Corte Superior de Justicia de Arequipa que declararon la nulidad, teniéndose la siguiente tabla:</w:t>
       </w:r>
     </w:p>
     <w:p>
@@ -3185,7 +3194,7 @@
                 <w:b/>
                 <w:sz w:val="20"/>
               </w:rPr>
-              <w:t>Tradicional (n = 53)</w:t>
+              <w:t xml:space="preserve">Tradicional (n = 53)</w:t>
             </w:r>
           </w:p>
         </w:tc>
@@ -3223,7 +3232,7 @@
                 <w:b/>
                 <w:sz w:val="20"/>
               </w:rPr>
-              <w:t>Oralidad (n = 52)</w:t>
+              <w:t xml:space="preserve">Oralidad (n = 52)</w:t>
             </w:r>
           </w:p>
         </w:tc>
@@ -3276,7 +3285,7 @@
                 <w:sz w:val="20"/>
                 <w:lang w:val="es-PE"/>
               </w:rPr>
-              <w:t>in procedendo</w:t>
+              <w:t xml:space="preserve">in procedendo</w:t>
             </w:r>
             <w:r>
               <w:rPr>
@@ -4173,7 +4182,7 @@
                 <w:sz w:val="20"/>
                 <w:lang w:val="es-PE"/>
               </w:rPr>
-              <w:t>in procedendo</w:t>
+              <w:t xml:space="preserve">in procedendo</w:t>
             </w:r>
             <w:r>
               <w:rPr>
@@ -4580,7 +4589,7 @@
               <w:rPr>
                 <w:sz w:val="20"/>
               </w:rPr>
-              <w:t>D12 Valoración probatoria defectuosa ᵇ</w:t>
+              <w:t xml:space="preserve">D12 Valoración probatoria defectuosa ᵇ</w:t>
             </w:r>
           </w:p>
         </w:tc>
@@ -4677,7 +4686,7 @@
                 <w:sz w:val="20"/>
                 <w:lang w:val="es-PE"/>
               </w:rPr>
-              <w:t>II. Vicios de motivación (tipología Llamoja)</w:t>
+              <w:t xml:space="preserve">II. Vicios de motivación (tipología Llamoja)</w:t>
             </w:r>
           </w:p>
         </w:tc>
@@ -4981,7 +4990,7 @@
               <w:rPr>
                 <w:sz w:val="20"/>
               </w:rPr>
-              <w:t>d) Motivación insuficiente ᶜ</w:t>
+              <w:t xml:space="preserve">d) Motivación insuficiente ᶜ</w:t>
             </w:r>
           </w:p>
         </w:tc>
@@ -5167,7 +5176,7 @@
               <w:rPr>
                 <w:sz w:val="20"/>
               </w:rPr>
-              <w:t>e) Motivación sustancialmente incongruente</w:t>
+              <w:t xml:space="preserve">e) Motivación sustancialmente incongruente</w:t>
             </w:r>
           </w:p>
         </w:tc>
@@ -5359,7 +5368,7 @@
               <w:rPr>
                 <w:sz w:val="20"/>
               </w:rPr>
-              <w:t>f) Motivación cualificada ᵉ</w:t>
+              <w:t xml:space="preserve">f) Motivación cualificada ᵉ</w:t>
             </w:r>
           </w:p>
         </w:tc>
@@ -5576,7 +5585,7 @@
               <w:rPr>
                 <w:sz w:val="20"/>
               </w:rPr>
-              <w:t>Relación procesal y procedimiento</w:t>
+              <w:t xml:space="preserve">Relación procesal y procedimiento</w:t>
             </w:r>
           </w:p>
         </w:tc>
@@ -5667,7 +5676,7 @@
               <w:rPr>
                 <w:sz w:val="20"/>
               </w:rPr>
-              <w:t>Actividad probatoria</w:t>
+              <w:t xml:space="preserve">Actividad probatoria</w:t>
             </w:r>
           </w:p>
         </w:tc>
@@ -5950,7 +5959,7 @@
                 <w:b/>
                 <w:sz w:val="20"/>
               </w:rPr>
-              <w:t>Cualquier causal</w:t>
+              <w:t xml:space="preserve">Cualquier causal</w:t>
             </w:r>
           </w:p>
         </w:tc>
@@ -6040,7 +6049,7 @@
           <w:lang w:val="es-PE"/>
         </w:rPr>
       </w:pPr>
-      <w:commentRangeStart w:id="5"/>
+      <w:commentRangeStart w:id="6"/>
       <w:r>
         <w:rPr>
           <w:i/>
@@ -6058,12 +6067,12 @@
         </w:rPr>
         <w:t xml:space="preserve"> Elaboración propia.</w:t>
       </w:r>
-      <w:commentRangeEnd w:id="5"/>
+      <w:commentRangeEnd w:id="6"/>
       <w:r>
         <w:rPr>
           <w:rStyle w:val="CommentReference"/>
         </w:rPr>
-        <w:commentReference w:id="5"/>
+        <w:commentReference w:id="6"/>
       </w:r>
     </w:p>
     <w:p>
@@ -6080,7 +6089,7 @@
         </w:rPr>
         <w:t xml:space="preserve">La tabla que antecede muestra que </w:t>
       </w:r>
-      <w:commentRangeStart w:id="6"/>
+      <w:commentRangeStart w:id="7"/>
       <w:r>
         <w:rPr>
           <w:highlight w:val="magenta"/>
@@ -6088,12 +6097,12 @@
         </w:rPr>
         <w:t xml:space="preserve">la incongruencia procesal es la causal más frecuente en ambos períodos (32,1 % y 25,0 %)</w:t>
       </w:r>
-      <w:commentRangeEnd w:id="6"/>
+      <w:commentRangeEnd w:id="7"/>
       <w:r>
         <w:rPr>
           <w:rStyle w:val="CommentReference"/>
         </w:rPr>
-        <w:commentReference w:id="6"/>
+        <w:commentReference w:id="7"/>
       </w:r>
       <w:r>
         <w:rPr>
@@ -6160,7 +6169,7 @@
         </w:rPr>
         <w:t xml:space="preserve">Este resultado se encuentra respaldado por la frecuencia de los principios de oralidad identificados en las fichas de análisis documental. Mientras que en el período tradicional solo dieciocho de ochenta y siete expedientes, equivalentes al 20,7 %, acreditaron concentración procesal, en el período de oralidad esta se verificó en cincuenta y siete de ochenta expedientes, equivalentes al 71,3 %. </w:t>
       </w:r>
-      <w:commentRangeStart w:id="7"/>
+      <w:commentRangeStart w:id="8"/>
       <w:r>
         <w:rPr>
           <w:highlight w:val="yellow"/>
@@ -6168,12 +6177,12 @@
         </w:rPr>
         <w:t xml:space="preserve">La diferencia de 50,6 puntos porcentuales demuestra que la concentración constituye el efecto operativo más intenso y consistente del modelo implementado</w:t>
       </w:r>
-      <w:commentRangeEnd w:id="7"/>
+      <w:commentRangeEnd w:id="8"/>
       <w:r>
         <w:rPr>
           <w:rStyle w:val="CommentReference"/>
         </w:rPr>
-        <w:commentReference w:id="7"/>
+        <w:commentReference w:id="8"/>
       </w:r>
       <w:r>
         <w:rPr>
@@ -6207,7 +6216,7 @@
           <w:lang w:val="es-PE"/>
         </w:rPr>
       </w:pPr>
-      <w:commentRangeStart w:id="8"/>
+      <w:commentRangeStart w:id="9"/>
       <w:r>
         <w:rPr>
           <w:highlight w:val="magenta"/>
@@ -6215,12 +6224,12 @@
         </w:rPr>
         <w:t xml:space="preserve">Las convenciones probatorias no fueron identificadas en ningún expediente de ambos grupos; solo se registró una convención parcial en el grupo Oralidad.</w:t>
       </w:r>
-      <w:commentRangeEnd w:id="8"/>
+      <w:commentRangeEnd w:id="9"/>
       <w:r>
         <w:rPr>
           <w:rStyle w:val="CommentReference"/>
         </w:rPr>
-        <w:commentReference w:id="8"/>
+        <w:commentReference w:id="9"/>
       </w:r>
       <w:r>
         <w:rPr>
@@ -6287,1477 +6296,6 @@
         <w:br w:type="page"/>
       </w:r>
     </w:p>
-    <w:p>
-      <w:pPr>
-        <w:pStyle w:val="Ttulo1"/>
-        <w:jc w:val="center"/>
-        <w:rPr>
-          <w:lang w:val="es-PE"/>
-        </w:rPr>
-      </w:pPr>
-      <w:r>
-        <w:rPr>
-          <w:lang w:val="es-PE"/>
-        </w:rPr>
-        <w:lastRenderedPageBreak/>
-        <w:t>CAPÍTULO VII</w:t>
-      </w:r>
-    </w:p>
-    <w:p>
-      <w:pPr>
-        <w:pStyle w:val="Ttulo1"/>
-        <w:jc w:val="center"/>
-        <w:rPr>
-          <w:lang w:val="es-PE"/>
-        </w:rPr>
-      </w:pPr>
-      <w:commentRangeStart w:id="9"/>
-      <w:r>
-        <w:rPr>
-          <w:highlight w:val="cyan"/>
-          <w:lang w:val="es-PE"/>
-        </w:rPr>
-        <w:t>2. DISCUSIÓN</w:t>
-      </w:r>
-      <w:commentRangeEnd w:id="9"/>
-      <w:r>
-        <w:rPr>
-          <w:rStyle w:val="CommentReference"/>
-        </w:rPr>
-        <w:commentReference w:id="9"/>
-      </w:r>
-    </w:p>
-    <w:p>
-      <w:pPr>
-        <w:spacing w:after="120"/>
-        <w:jc w:val="both"/>
-        <w:rPr>
-          <w:lang w:val="es-PE"/>
-        </w:rPr>
-      </w:pPr>
-      <w:r>
-        <w:rPr>
-          <w:lang w:val="es-PE"/>
-        </w:rPr>
-        <w:t>La discusión que se desarrolla a continuación no plantea un juicio global sobre la reforma judicial, sino la interpretación crítica de la evidencia empírica presentada en el Capítulo VI, contrastada con el marco teórico, con los antecedentes de investigación y con las fuentes doctrinales, normativas y jurisprudenciales identificadas en la etapa de triangulación de fuentes del proyecto. El orden de exposición sigue la misma lógica de los objetivos de investigación, para culminar con el aporte científico que de dicho contraste se deriva y con las conclusiones del trabajo, desarrolladas en el capítulo siguiente.</w:t>
-      </w:r>
-    </w:p>
-    <w:p>
-      <w:pPr>
-        <w:pStyle w:val="Ttulo2"/>
-        <w:rPr>
-          <w:lang w:val="es-PE"/>
-        </w:rPr>
-      </w:pPr>
-      <w:r>
-        <w:rPr>
-          <w:lang w:val="es-PE"/>
-        </w:rPr>
-        <w:t>2.1. Discusión respecto al primer objetivo específico</w:t>
-      </w:r>
-    </w:p>
-    <w:p>
-      <w:pPr>
-        <w:spacing w:after="120"/>
-        <w:jc w:val="both"/>
-        <w:rPr>
-          <w:lang w:val="es-PE"/>
-        </w:rPr>
-      </w:pPr>
-      <w:r>
-        <w:rPr>
-          <w:lang w:val="es-PE"/>
-        </w:rPr>
-        <w:t>La concentración del saneamiento, la fijación de puntos controvertidos y la admisión de medios probatorios registra una diferencia de 50,6 puntos porcentuales entre los grupos Tradicional y Oralidad (20,7 % y 71,3 %). El resultado es compatible con la organización del MCCLO y con el principio de concentración, pero no identifica por sí solo el efecto causal de una norma administrativa. Debe distinguirse la existencia de audiencia y saneamiento de la acreditación del indicador compuesto de concentración.</w:t>
-      </w:r>
-    </w:p>
-    <w:p>
-      <w:pPr>
-        <w:spacing w:after="120"/>
-        <w:jc w:val="both"/>
-        <w:rPr>
-          <w:lang w:val="es-PE"/>
-        </w:rPr>
-      </w:pPr>
-      <w:r>
-        <w:rPr>
-          <w:lang w:val="es-PE"/>
-        </w:rPr>
-        <w:t>Los indicadores de hechos no controvertidos, convenciones probatorias y emisión de sentencia en audiencia presentan frecuencias menores que la concentración. El 16,3 % y el 0,0 % documentados para los dos primeros indicadores en el grupo Oralidad describen prácticas registradas; no bastan para imputar falta de colaboración a los abogados ni descartar dificultades de diseño. La diferencia también puede responder a las características de la controversia y a la forma de documentar la audiencia.</w:t>
-      </w:r>
-    </w:p>
-    <w:p>
-      <w:pPr>
-        <w:pStyle w:val="Ttulo3"/>
-        <w:rPr>
-          <w:lang w:val="es-PE"/>
-        </w:rPr>
-      </w:pPr>
-      <w:r>
-        <w:rPr>
-          <w:lang w:val="es-PE"/>
-        </w:rPr>
-        <w:t>Concentración y delimitación del objeto de prueba</w:t>
-      </w:r>
-    </w:p>
-    <w:p>
-      <w:pPr>
-        <w:spacing w:after="120"/>
-        <w:jc w:val="both"/>
-        <w:rPr>
-          <w:lang w:val="es-PE"/>
-        </w:rPr>
-      </w:pPr>
-      <w:r>
-        <w:rPr>
-          <w:lang w:val="es-PE"/>
-        </w:rPr>
-        <w:t>El principio de concentración desarrollado en el marco teórico permite interpretar la reunión de actuaciones como una reducción de su dispersión. La constatación de audiencia preliminar y saneamiento no equivale, sin embargo, a acreditar conjuntamente saneamiento, fijación de puntos y admisión probatoria. Esta distinción explica por qué el indicador compuesto puede registrar menos casos que la existencia de audiencias, sin implicar ausencia de saneamiento en los demás expedientes.</w:t>
-      </w:r>
-    </w:p>
-    <w:p>
-      <w:pPr>
-        <w:spacing w:after="120"/>
-        <w:jc w:val="both"/>
-        <w:rPr>
-          <w:lang w:val="es-PE"/>
-        </w:rPr>
-      </w:pPr>
-      <w:r>
-        <w:rPr>
-          <w:lang w:val="es-PE"/>
-        </w:rPr>
-        <w:lastRenderedPageBreak/>
-        <w:t>El artículo 190 del Código Procesal Civil distingue hechos que no requieren prueba y contempla condiciones y excepciones; el artículo 188 vincula la prueba con los hechos y puntos controvertidos. Estos parámetros permiten evaluar qué se delimitó efectivamente. Los hechos no controvertidos, los hechos notorios y los presumidos no son categorías intercambiables, y la ausencia de una convención expresa no impide examinar la admisión de hechos por las partes (Código Procesal Civil, arts. 188 y 190).</w:t>
-      </w:r>
-    </w:p>
-    <w:p>
-      <w:pPr>
-        <w:spacing w:after="120"/>
-        <w:jc w:val="both"/>
-        <w:rPr>
-          <w:lang w:val="es-PE"/>
-        </w:rPr>
-      </w:pPr>
-      <w:r>
-        <w:rPr>
-          <w:lang w:val="es-PE"/>
-        </w:rPr>
-        <w:t>El X Pleno Casatorio Civil desarrolla, en sus apartados 2.7.1 y 2.7.2, la identificación precisa de hechos controvertidos y admitidos. Su razonamiento cuestiona la reproducción de pretensiones como sustituto de la delimitación fáctica. En consecuencia, el 16,3 % de fijación expresa identifica un registro reducido frente a ese parámetro de análisis; no permite calificar automáticamente de defectuosos todos los expedientes restantes. Debe comprobarse si existían hechos admitidos y cómo fueron tratados (Corte Suprema de Justicia de la República, 2020).</w:t>
-      </w:r>
-    </w:p>
-    <w:p>
-      <w:pPr>
-        <w:spacing w:after="120"/>
-        <w:jc w:val="both"/>
-        <w:rPr>
-          <w:lang w:val="es-PE"/>
-        </w:rPr>
-      </w:pPr>
-      <w:r>
-        <w:rPr>
-          <w:lang w:val="es-PE"/>
-        </w:rPr>
-        <w:t>La tendencia del estado del arte sitúa la oralidad en la organización del debate y en la intervención judicial. Bustamante Zegarra y Angulo Osorio (2020) describen su desarrollo desde la práctica de los jueces; la mayor concentración observada es compatible con esa caracterización. Guerra-Cerrón (2022) analiza sus diversas funciones y el soporte de gestión: este enfoque permite explicar por qué la existencia de audiencia no agota la evaluación del modelo. El aporte empírico consiste en mostrar una diferencia entre la reunión de actos y la documentación de la delimitación de hechos, sin demostrar cuál de sus posibles causas predomina.</w:t>
-      </w:r>
-    </w:p>
-    <w:p>
-      <w:pPr>
-        <w:pStyle w:val="Ttulo2"/>
-        <w:rPr>
-          <w:lang w:val="es-PE"/>
-        </w:rPr>
-      </w:pPr>
-      <w:r>
-        <w:rPr>
-          <w:lang w:val="es-PE"/>
-        </w:rPr>
-        <w:t>2.2. Discusión respecto al segundo objetivo específico</w:t>
-      </w:r>
-    </w:p>
-    <w:p>
-      <w:pPr>
-        <w:spacing w:after="120"/>
-        <w:jc w:val="both"/>
-        <w:rPr>
-          <w:lang w:val="es-PE"/>
-        </w:rPr>
-      </w:pPr>
-      <w:r>
-        <w:rPr>
-          <w:lang w:val="es-PE"/>
-        </w:rPr>
-        <w:t>En las series de sentencias de segunda instancia de 2018 (281) y 2024 (328), la confirmación representa el 65,5 % y el 72,6 %; la anulación, el 21,7 % y el 20,1 %; y la revocación, el 12,8 % y el 7,3 %. Estas diferencias describen las series anuales. En las sentencias anuladas del corpus (53 y 52), los defectos presentan frecuencias distintas, pero la variación de varias categorías no demuestra por sí sola un desplazamiento hacia vicios de menor gravedad: su relevancia y consecuencia deben examinarse en los fundamentos de cada resolución.</w:t>
-      </w:r>
-    </w:p>
-    <w:p>
-      <w:pPr>
-        <w:spacing w:after="120"/>
-        <w:jc w:val="both"/>
-        <w:rPr>
-          <w:lang w:val="es-PE"/>
-        </w:rPr>
-      </w:pPr>
-      <w:commentRangeStart w:id="10"/>
-      <w:r>
-        <w:rPr>
-          <w:highlight w:val="yellow"/>
-          <w:lang w:val="es-PE"/>
-        </w:rPr>
-        <w:t xml:space="preserve">Un hallazgo que merece interpretación crítica específica es la baja frecuencia de la motivación aparente o inexistente: fue declarada en diez de las ciento cinco sentencias anuladas, cinco en cada período (9,4 % y 9,6 %). Este dato no refuta, sino que precisa, la </w:t>
-        <w:lastRenderedPageBreak/>
-        <w:t>distinción de Taruffo (2011) entre justificación interna —la coherencia lógica del razonamiento— y justificación externa —el sustento de las premisas fácticas y jurídicas empleadas—: lo que las Salas Civiles de Arequipa censuran no es principalmente la falta de justificación, sino su debilidad externa, esto es, que el juez justifique sobre premisas fácticas incompletas. Ello es coherente con que las causales más frecuentes del período Tradicional —la incongruencia procesal (32,1 %) y la valoración probatoria defectuosa (15,1 %)— sean defectos referidos a las premisas y al objeto del debate, y no a la estructura argumentativa de la sentencia.</w:t>
-      </w:r>
-      <w:commentRangeEnd w:id="10"/>
-      <w:r>
-        <w:rPr>
-          <w:rStyle w:val="CommentReference"/>
-        </w:rPr>
-        <w:commentReference w:id="10"/>
-      </w:r>
-    </w:p>
-    <w:p>
-      <w:pPr>
-        <w:spacing w:after="120"/>
-        <w:jc w:val="both"/>
-        <w:rPr>
-          <w:lang w:val="es-PE"/>
-        </w:rPr>
-      </w:pPr>
-      <w:r>
-        <w:rPr>
-          <w:lang w:val="es-PE"/>
-        </w:rPr>
-        <w:t>La tipología del caso Llamoja permite organizar el examen de las razones de la decisión. Su aplicación documental debe distinguir una categoría no identificada de una ausencia demostrada del defecto. La valoración racional de la prueba recogida en CRITERIOS aporta una base para interpretar los hallazgos, sin equiparar inmediación, corrección probatoria y suficiencia de la motivación.</w:t>
-      </w:r>
-    </w:p>
-    <w:p>
-      <w:pPr>
-        <w:pStyle w:val="Ttulo3"/>
-        <w:rPr>
-          <w:lang w:val="es-PE"/>
-        </w:rPr>
-      </w:pPr>
-      <w:r>
-        <w:rPr>
-          <w:lang w:val="es-PE"/>
-        </w:rPr>
-        <w:t>Motivación y consecuencias del control superior</w:t>
-      </w:r>
-    </w:p>
-    <w:p>
-      <w:pPr>
-        <w:spacing w:after="120"/>
-        <w:jc w:val="both"/>
-        <w:rPr>
-          <w:lang w:val="es-PE"/>
-        </w:rPr>
-      </w:pPr>
-      <w:r>
-        <w:rPr>
-          <w:lang w:val="es-PE"/>
-        </w:rPr>
-        <w:t>El fundamento 7 de la STC 00728-2008-PHC/TC distingue, entre otros supuestos, motivación aparente, problemas de justificación interna, deficiencias de justificación externa, insuficiencia e incongruencia. Estas categorías orientan la lectura de las razones de la sentencia civil, pero no constituyen un catálogo de todos los vicios procesales. La falta de actuación de una prueba debe diferenciarse de su falta de valoración, y la discrepancia con una inferencia no equivale automáticamente a motivación aparente (Tribunal Constitucional, 2008).</w:t>
-      </w:r>
-    </w:p>
-    <w:p>
-      <w:pPr>
-        <w:spacing w:after="120"/>
-        <w:jc w:val="both"/>
-        <w:rPr>
-          <w:lang w:val="es-PE"/>
-        </w:rPr>
-      </w:pPr>
-      <w:r>
-        <w:rPr>
-          <w:lang w:val="es-PE"/>
-        </w:rPr>
-        <w:t>El X Pleno Casatorio Civil resulta pertinente para la prueba de oficio y el contradictorio. Su contraste con los casos registrados exige establecer qué medio se incorporó, qué oportunidad tuvieron las partes de cuestionarlo y cuál fue su influencia en la resolución superior. Las categorías «prueba de oficio irregular» y «falta de contradictorio de la prueba» miden garantías del procedimiento probatorio; no deben utilizarse como sustituto directo de la inmediación (Corte Suprema de Justicia de la República, 2020).</w:t>
-      </w:r>
-    </w:p>
-    <w:p>
-      <w:pPr>
-        <w:spacing w:after="120"/>
-        <w:jc w:val="both"/>
-        <w:rPr>
-          <w:lang w:val="es-PE"/>
-        </w:rPr>
-      </w:pPr>
-      <w:r>
-        <w:rPr>
-          <w:lang w:val="es-PE"/>
-        </w:rPr>
-        <w:t xml:space="preserve">La confirmación expresa la subsistencia de la decisión frente al recurso examinado, mientras que la revocación y la anulación tienen consecuencias distintas. Para caracterizar la calidad se debe relacionar el agravio con la respuesta de la Sala y el motivo que sustenta el fallo. Las causales concurrentes pueden superar el total de expedientes si se admite </w:t>
-        <w:lastRenderedPageBreak/>
-        <w:t>codificación múltiple; las frecuencias de la tabla deben leerse con esa regla y con el denominador declarado, sin presumir que cada defecto produjo por sí solo la nulidad.</w:t>
-      </w:r>
-    </w:p>
-    <w:p>
-      <w:pPr>
-        <w:spacing w:after="120"/>
-        <w:jc w:val="both"/>
-        <w:rPr>
-          <w:lang w:val="es-PE"/>
-        </w:rPr>
-      </w:pPr>
-      <w:r>
-        <w:rPr>
-          <w:lang w:val="es-PE"/>
-        </w:rPr>
-        <w:t>Groppo (2024) aborda la sentencia oral como problema de compatibilidad con las garantías procesales. Los registros locales permiten describir cuántas decisiones se emitieron en audiencia, pero no medir su calidad solo por esa modalidad. La teoría de la valoración racional exige examinar las razones que enlazan prueba y conclusión; por ello, la oralización del fallo y la motivación constituyen dimensiones relacionadas que requieren comprobaciones diferentes.</w:t>
-      </w:r>
-    </w:p>
-    <w:p>
-      <w:pPr>
-        <w:pStyle w:val="Ttulo2"/>
-        <w:rPr>
-          <w:lang w:val="es-PE"/>
-        </w:rPr>
-      </w:pPr>
-      <w:r>
-        <w:rPr>
-          <w:lang w:val="es-PE"/>
-        </w:rPr>
-        <w:t>2.3. CONTRASTE DE LOS HALLAZGOS CON EL MARCO TEÓRICO</w:t>
-      </w:r>
-    </w:p>
-    <w:p>
-      <w:pPr>
-        <w:spacing w:after="120"/>
-        <w:jc w:val="both"/>
-        <w:rPr>
-          <w:lang w:val="es-PE"/>
-        </w:rPr>
-      </w:pPr>
-      <w:r>
-        <w:rPr>
-          <w:lang w:val="es-PE"/>
-        </w:rPr>
-        <w:t>Los resultados se interpretan mediante las categorías de concentración, inmediación y justificación de la decisión, atendiendo a los límites de observación de cada indicador.</w:t>
-      </w:r>
-    </w:p>
-    <w:p>
-      <w:pPr>
-        <w:spacing w:after="120"/>
-        <w:jc w:val="both"/>
-        <w:rPr>
-          <w:lang w:val="es-PE"/>
-        </w:rPr>
-      </w:pPr>
-      <w:r>
-        <w:rPr>
-          <w:lang w:val="es-PE"/>
-        </w:rPr>
-        <w:t>Frente a Taruffo, la evidencia corrobora que la motivación es la justificación racional y controlable de la decisión, y que el defecto prevalente no es la ausencia de justificación sino la debilidad de la justificación externa. El análisis realizado permite afinar la tesis de Taruffo con un dato empírico: la motivación aparente o inexistente, que la doctrina suele situar en el centro del debate, solo se registra en diez de las ciento cinco sentencias anuladas (9,4 % y 9,6 %). Lo que la Sala censura no es, en lo principal, que el juez no justifique, sino que justifique sobre premisas fácticas incompletas, tal como lo demuestra que las causales más frecuentes del modelo Tradicional hayan sido la incongruencia procesal (32,1 %) y la valoración probatoria defectuosa (15,1 %), defectos referidos a las premisas y al objeto del debate y no a la estructura justificativa.</w:t>
-      </w:r>
-    </w:p>
-    <w:p>
-      <w:pPr>
-        <w:spacing w:after="120"/>
-        <w:jc w:val="both"/>
-        <w:rPr>
-          <w:lang w:val="es-PE"/>
-        </w:rPr>
-      </w:pPr>
-      <w:r>
-        <w:rPr>
-          <w:lang w:val="es-PE"/>
-        </w:rPr>
-        <w:t>Para Taruffo, la motivación está completa cuando ofrece justificación adecuada de cada uno de los momentos en que se articula la decisión —interpretación de las normas aplicadas, verificación de los hechos, calificación jurídica del supuesto de hecho y declaración de las consecuencias jurídicas—, de modo que la decisión misma opera como parámetro de la motivación: hay motivación omitida cuando alguna de esas afirmaciones carece de fundamento racional expreso, e insuficiencia cuando faltan las premisas o el criterio de elección que permite considerar la decisión consecuencia válida de aquellas.</w:t>
-      </w:r>
-    </w:p>
-    <w:p>
-      <w:pPr>
-        <w:spacing w:after="120"/>
-        <w:jc w:val="both"/>
-        <w:rPr>
-          <w:lang w:val="es-PE"/>
-        </w:rPr>
-      </w:pPr>
-      <w:r>
-        <w:rPr>
-          <w:lang w:val="es-PE"/>
-        </w:rPr>
-        <w:t xml:space="preserve">Frente a la tipología del caso Llamoja (STC 00728-2008-PHC/TC), el instrumento demostró capacidad discriminante: distinguió motivación aparente, interna, externa, insuficiente e incongruente en ambos corpus, y fue esa discriminación la que hizo visible el </w:t>
-        <w:lastRenderedPageBreak/>
-        <w:t>desplazamiento del vicio entre períodos, de la incongruencia (32,1 % y 25,0 %) hacia la motivación insuficiente (15,1 % y 28,8 %).</w:t>
-      </w:r>
-    </w:p>
-    <w:p>
-      <w:pPr>
-        <w:spacing w:after="120"/>
-        <w:jc w:val="both"/>
-        <w:rPr>
-          <w:lang w:val="es-PE"/>
-        </w:rPr>
-      </w:pPr>
-      <w:r>
-        <w:rPr>
-          <w:lang w:val="es-PE"/>
-        </w:rPr>
-        <w:t>La inmediación permite examinar el contacto del juez con la producción de la prueba. La frecuencia de prueba de oficio irregular y de falta de contradictorio de la prueba es igual y marginal en ambos grupos (1,9 %), por lo que no permite inferir una mejor organización probatoria ni identifica por sí sola la presencia o ausencia de inmediación. Para ello se requiere información sobre la dirección de la audiencia, la actuación de la prueba y el juez que emitió la sentencia.</w:t>
-      </w:r>
-    </w:p>
-    <w:p>
-      <w:pPr>
-        <w:pStyle w:val="Ttulo2"/>
-        <w:rPr>
-          <w:lang w:val="es-PE"/>
-        </w:rPr>
-      </w:pPr>
-      <w:r>
-        <w:rPr>
-          <w:lang w:val="es-PE"/>
-        </w:rPr>
-        <w:t>2.4. CONTRASTE CON LOS ANTECEDENTES DE INVESTIGACIÓN</w:t>
-      </w:r>
-    </w:p>
-    <w:p>
-      <w:pPr>
-        <w:spacing w:after="120"/>
-        <w:jc w:val="both"/>
-        <w:rPr>
-          <w:lang w:val="es-PE"/>
-        </w:rPr>
-      </w:pPr>
-      <w:r>
-        <w:rPr>
-          <w:lang w:val="es-PE"/>
-        </w:rPr>
-        <w:t xml:space="preserve">Bustamante y Angulo (2020) sostienen que la oralidad civil peruana no proviene de una reforma legislativa del Código Procesal Civil, sino de una práctica judicial autogenerada e institucionalizada por vía administrativa, cuyo eje operativo es la audiencia preliminar concentrada como sustituto funcional del trámite escritural fragmentado. Los resultados obtenidos confirman esa caracterización y la documentan empíricamente: el patrón dominante con el modelo Tradicional —</w:t>
-      </w:r>
-      <w:commentRangeStart w:id="11"/>
-      <w:r>
-        <w:rPr>
-          <w:highlight w:val="magenta"/>
-          <w:lang w:val="es-PE"/>
-        </w:rPr>
-        <w:t xml:space="preserve">sesenta y uno (61) de ochenta y siete (87) expedientes, cuarenta y tres con concentración solo parcial y dieciocho sin concentración</w:t>
-      </w:r>
-      <w:commentRangeEnd w:id="11"/>
-      <w:r>
-        <w:rPr>
-          <w:rStyle w:val="CommentReference"/>
-        </w:rPr>
-        <w:commentReference w:id="11"/>
-      </w:r>
-      <w:r>
-        <w:rPr>
-          <w:lang w:val="es-PE"/>
-        </w:rPr>
-        <w:t xml:space="preserve">— es precisamente la dispersión del saneamiento en resoluciones sucesivas y separadas, y bajo el Modelo Oralidad la audiencia única concentra los tres actos en el 71,3 % de los casos. El hallazgo obliga a distinguir entre vigencia normativa y eficacia operativa del principio de concentración, y sugiere que la variable crítica no es la norma sino el protocolo de audiencia y su supervisión.</w:t>
-      </w:r>
-    </w:p>
-    <w:p>
-      <w:pPr>
-        <w:spacing w:after="120"/>
-        <w:jc w:val="both"/>
-        <w:rPr>
-          <w:lang w:val="es-PE"/>
-        </w:rPr>
-      </w:pPr>
-      <w:r>
-        <w:rPr>
-          <w:lang w:val="es-PE"/>
-        </w:rPr>
-        <w:t>Ríos (2013), citado en la literatura sobre oralidad civil, distingue la celebración de audiencias de la transformación efectiva de la práctica procesal. La limitada emisión de decisiones en audiencia puede contrastarse con ese problema. La coincidencia temática no permite descartar causas locales ni demostrar la persistencia de un mismo mecanismo causal entre países y períodos.</w:t>
-      </w:r>
-    </w:p>
-    <w:p>
-      <w:pPr>
-        <w:spacing w:after="120"/>
-        <w:jc w:val="both"/>
-        <w:rPr>
-          <w:lang w:val="es-PE"/>
-        </w:rPr>
-      </w:pPr>
-      <w:r>
-        <w:rPr>
-          <w:lang w:val="es-PE"/>
-        </w:rPr>
-        <w:t>El contraste con estudios locales sobre saneamiento probatorio exige identificar autor, título, fuente y características de la muestra. La mención de un estudio de Arequipa de 2023 sin referencia completa no permite utilizar sus porcentajes como evidencia comparativa verificable.</w:t>
-      </w:r>
-    </w:p>
-    <w:p>
-      <w:pPr>
-        <w:spacing w:after="120"/>
-        <w:jc w:val="both"/>
-        <w:rPr>
-          <w:lang w:val="es-PE"/>
-        </w:rPr>
-      </w:pPr>
-      <w:r>
-        <w:rPr>
-          <w:lang w:val="es-PE"/>
-        </w:rPr>
-        <w:t xml:space="preserve">La baja frecuencia de hechos no controvertidos y convenciones probatorias admite diversas explicaciones. La colaboración de las partes constituye una posibilidad interpretativa, pero </w:t>
-        <w:lastRenderedPageBreak/>
-        <w:t>debe contrastarse con la materia, las posiciones procesales y el registro de la audiencia antes de formular una conclusión sobre su conducta.</w:t>
-      </w:r>
-    </w:p>
-    <w:p>
-      <w:pPr>
-        <w:spacing w:after="120"/>
-        <w:jc w:val="both"/>
-        <w:rPr>
-          <w:lang w:val="es-PE"/>
-        </w:rPr>
-      </w:pPr>
-      <w:r>
-        <w:rPr>
-          <w:lang w:val="es-PE"/>
-        </w:rPr>
-        <w:t xml:space="preserve">Amigó (2024), recogido en CRITERIOS, plantea adecuar el trámite de apelación a la oralidad. </w:t>
-      </w:r>
-      <w:commentRangeStart w:id="12"/>
-      <w:r>
-        <w:rPr>
-          <w:highlight w:val="magenta"/>
-          <w:lang w:val="es-PE"/>
-        </w:rPr>
-        <w:t xml:space="preserve">La proximidad entre las medias documentadas de segunda instancia (318,6 y 313,3 días)</w:t>
-      </w:r>
-      <w:commentRangeEnd w:id="12"/>
-      <w:r>
-        <w:rPr>
-          <w:rStyle w:val="CommentReference"/>
-        </w:rPr>
-        <w:commentReference w:id="12"/>
-      </w:r>
-      <w:r>
-        <w:rPr>
-          <w:lang w:val="es-PE"/>
-        </w:rPr>
-        <w:t xml:space="preserve"> permite situar los resultados en ese debate. Sin embargo, el contraste entre ordenamientos es contextual y no acredita una causa común de demora ni una equivalencia entre procesos civiles y acciones de protección.</w:t>
-      </w:r>
-    </w:p>
-    <w:p>
-      <w:pPr>
-        <w:spacing w:after="120"/>
-        <w:jc w:val="both"/>
-        <w:rPr>
-          <w:lang w:val="es-PE"/>
-        </w:rPr>
-      </w:pPr>
-      <w:r>
-        <w:rPr>
-          <w:lang w:val="es-PE"/>
-        </w:rPr>
-        <w:t>La comparación con Taruffo (2006) permite analizar los resultados desde una perspectiva más amplia. Este autor distingue entre la justificación interna, referida a la coherencia lógica del razonamiento judicial, y la justificación externa, relacionada con el sustento de las premisas fácticas y jurídicas utilizadas en la sentencia. En la presente investigación, dicha distinción fue contrastada empíricamente mediante la tipología de defectos de motivación desarrollada en el caso Llamoja (STC 00728-2008-PHC/TC). Los resultados muestran un hallazgo relevante: en las ciento cinco (105) sentencias anuladas, la motivación aparente o inexistente fue declarada solo en diez casos (9,4 % y 9,6 %). Este resultado precisa y complementa la propuesta teórica de Taruffo, pues demuestra que, en los expedientes analizados, las deficiencias de motivación no se presentaron predominantemente como una ausencia total o meramente formal de razones.</w:t>
-      </w:r>
-    </w:p>
-    <w:p>
-      <w:pPr>
-        <w:spacing w:after="120"/>
-        <w:jc w:val="both"/>
-        <w:rPr>
-          <w:lang w:val="es-PE"/>
-        </w:rPr>
-      </w:pPr>
-      <w:r>
-        <w:rPr>
-          <w:lang w:val="es-PE"/>
-        </w:rPr>
-        <w:t>Groppo (2024) analiza la sentencia oral desde las garantías procesales argentinas y españolas. Los cinco expedientes con sentencia expedida en audiencia —cuatro del grupo Oralidad y uno del Tradicional— permiten examinar esa modalidad en el contexto local, pero no demostrar su superioridad. Ninguno de ellos fue anulado por defecto de motivación: de los dos anulados, uno lo fue por nulidad concatenada y el otro por una causal ajena a la motivación; aun así, la afirmación requiere su seguimiento impugnatorio individual.</w:t>
-      </w:r>
-    </w:p>
-    <w:p>
-      <w:pPr>
-        <w:pStyle w:val="Ttulo2"/>
-        <w:rPr>
-          <w:lang w:val="es-PE"/>
-        </w:rPr>
-      </w:pPr>
-      <w:r>
-        <w:rPr>
-          <w:lang w:val="es-PE"/>
-        </w:rPr>
-        <w:t>2.5. CONTRASTE DOCTRINAL, NORMATIVO Y JURISPRUDENCIAL</w:t>
-      </w:r>
-    </w:p>
-    <w:p>
-      <w:pPr>
-        <w:spacing w:after="120"/>
-        <w:jc w:val="both"/>
-        <w:rPr>
-          <w:lang w:val="es-PE"/>
-        </w:rPr>
-      </w:pPr>
-      <w:r>
-        <w:rPr>
-          <w:lang w:val="es-PE"/>
-        </w:rPr>
-        <w:t>La normativa procesal y las disposiciones administrativas cumplen funciones distintas: la primera regula garantías y actuaciones; las segundas organizan el funcionamiento del módulo. La ausencia de cita expresa de las resoluciones administrativas en una sentencia no acredita, por sí misma, incumplimiento del modelo ni falta de control impugnatorio.</w:t>
-      </w:r>
-    </w:p>
-    <w:p>
-      <w:pPr>
-        <w:spacing w:after="120"/>
-        <w:jc w:val="both"/>
-        <w:rPr>
-          <w:lang w:val="es-PE"/>
-        </w:rPr>
-      </w:pPr>
-      <w:r>
-        <w:rPr>
-          <w:lang w:val="es-PE"/>
-        </w:rPr>
-        <w:t xml:space="preserve">El origen administrativo del modelo, abordado por Bustamante y Angulo (2020) y Guerra-Cerrón (2022), ofrece un contexto para interpretar su implementación. La necesidad de una </w:t>
-        <w:lastRenderedPageBreak/>
-        <w:t>reforma legislativa exige identificar una insuficiencia normativa concreta. La frecuencia reducida de un registro no permite concluir que deba incorporarse una nueva disposición al Código Procesal Civil.</w:t>
-      </w:r>
-    </w:p>
-    <w:p>
-      <w:pPr>
-        <w:spacing w:after="120"/>
-        <w:jc w:val="both"/>
-        <w:rPr>
-          <w:lang w:val="es-PE"/>
-        </w:rPr>
-      </w:pPr>
-      <w:r>
-        <w:rPr>
-          <w:lang w:val="es-PE"/>
-        </w:rPr>
-        <w:t>Los defectos de emplazamiento y de relación procesal deben examinarse mediante su incidencia concreta en la defensa y en la validez del procedimiento. Su presencia —en el 37,7 % y el 32,7 % de las sentencias anuladas— no permite clasificarlos automáticamente como externos al modelo ni atribuir a este la eliminación de otros defectos.</w:t>
-      </w:r>
-    </w:p>
-    <w:p>
-      <w:pPr>
-        <w:spacing w:after="120"/>
-        <w:jc w:val="both"/>
-        <w:rPr>
-          <w:lang w:val="es-PE"/>
-        </w:rPr>
-      </w:pPr>
-      <w:r>
-        <w:rPr>
-          <w:lang w:val="es-PE"/>
-        </w:rPr>
-        <w:t>La proximidad entre las duraciones medias del control superior muestra una diferencia descriptiva reducida en ese tramo. No permite concluir que la alzada carezca de cambios en su método de trabajo ni identificarla como principal origen de la demora sin desagregar los tiempos del proceso.</w:t>
-      </w:r>
-    </w:p>
-    <w:p>
-      <w:pPr>
-        <w:spacing w:after="120"/>
-        <w:jc w:val="both"/>
-        <w:rPr>
-          <w:lang w:val="es-PE"/>
-        </w:rPr>
-      </w:pPr>
-      <w:r>
-        <w:rPr>
-          <w:lang w:val="es-PE"/>
-        </w:rPr>
-        <w:t>La STC 03509-2009-PHC/TC aporta criterios para valorar la complejidad del asunto, la actuación judicial y la conducta procesal del interesado. Una menor reiteración de anulaciones podría reducir recorridos procesales, pero el ahorro temporal debe medirse; no se deduce automáticamente de comparar frecuencias de nulidad.</w:t>
-      </w:r>
-    </w:p>
-    <w:p>
-      <w:pPr>
-        <w:pStyle w:val="Ttulo3"/>
-        <w:rPr>
-          <w:lang w:val="es-PE"/>
-        </w:rPr>
-      </w:pPr>
-      <w:r>
-        <w:rPr>
-          <w:lang w:val="es-PE"/>
-        </w:rPr>
-        <w:t>Alcance normativo y de la jurisprudencia complementaria</w:t>
-      </w:r>
-    </w:p>
-    <w:p>
-      <w:pPr>
-        <w:spacing w:after="120"/>
-        <w:jc w:val="both"/>
-        <w:rPr>
-          <w:lang w:val="es-PE"/>
-        </w:rPr>
-      </w:pPr>
-      <w:r>
-        <w:rPr>
-          <w:lang w:val="es-PE"/>
-        </w:rPr>
-        <w:t>La normativa se utiliza como parámetro de la actuación procesal del período estudiado. El artículo V del Título Preliminar del Código Procesal Civil permite contrastar concentración e inmediación; los artículos 188 y 197 orientan la relación entre prueba, controversia y valoración. Su función en la discusión consiste en interpretar las actuaciones documentadas, sin transformar la frecuencia observada en una presunción de cumplimiento integral (Código Procesal Civil, título preliminar, art. V, y arts. 188 y 197).</w:t>
-      </w:r>
-    </w:p>
-    <w:p>
-      <w:pPr>
-        <w:spacing w:after="120"/>
-        <w:jc w:val="both"/>
-        <w:rPr>
-          <w:lang w:val="es-PE"/>
-        </w:rPr>
-      </w:pPr>
-      <w:r>
-        <w:rPr>
-          <w:lang w:val="es-PE"/>
-        </w:rPr>
-        <w:t>La STC 03509-2009-PHC/TC, fundamento 20, examina el plazo razonable mediante la complejidad del asunto, la actividad del interesado y la conducta de las autoridades judiciales. Aunque procede de un proceso penal, esos criterios ofrecen una referencia interpretativa que debe adaptarse al objeto civil estudiado. La diferencia de 5,3 días entre medias no permite declarar vulneración ni cumplimiento del plazo razonable: se requiere la cronología y las circunstancias de cada caso (Tribunal Constitucional, 2009).</w:t>
-      </w:r>
-    </w:p>
-    <w:p>
-      <w:pPr>
-        <w:spacing w:after="120"/>
-        <w:jc w:val="both"/>
-        <w:rPr>
-          <w:lang w:val="es-PE"/>
-        </w:rPr>
-      </w:pPr>
-      <w:r>
-        <w:rPr>
-          <w:lang w:val="es-PE"/>
-        </w:rPr>
-        <w:t xml:space="preserve">Los demás pronunciamientos recogidos en CRITERIOS, incluidos el IV y el IX Pleno Casatorio, solo deben operar como contraste específico cuando la materia, el supuesto y la regla sean pertinentes al expediente. La mera mención de un pleno no demuestra su </w:t>
-        <w:lastRenderedPageBreak/>
-        <w:t>aplicación correcta, del mismo modo que la falta de cita nominal no acredita su inobservancia. Las referencias a la STC 00812-2022-PA/TC y a la Casación 4088-2019-Arequipa requieren corroborar texto, fundamento y pertinencia antes de atribuirles una regla sobre el MCCLO.</w:t>
-      </w:r>
-    </w:p>
-    <w:p>
-      <w:pPr>
-        <w:spacing w:after="120"/>
-        <w:jc w:val="both"/>
-        <w:rPr>
-          <w:lang w:val="es-PE"/>
-        </w:rPr>
-      </w:pPr>
-      <w:r>
-        <w:rPr>
-          <w:lang w:val="es-PE"/>
-        </w:rPr>
-        <w:t>La identificación poco frecuente de hechos no controvertidos sustenta una propuesta de mejorar el registro y la conducción de la audiencia. No demuestra un vacío legislativo. La distinción es relevante para el aporte jurídico: cualquier propuesta de reforma debe partir de una insuficiencia normativa comprobada y separarse de las dificultades de aplicación o documentación.</w:t>
-      </w:r>
-    </w:p>
-    <w:p>
-      <w:pPr>
-        <w:pStyle w:val="Ttulo2"/>
-        <w:rPr>
-          <w:lang w:val="es-PE"/>
-        </w:rPr>
-      </w:pPr>
-      <w:r>
-        <w:rPr>
-          <w:lang w:val="es-PE"/>
-        </w:rPr>
-        <w:t>2.6. INTERPRETACIÓN JURÍDICA INTEGRADA</w:t>
-      </w:r>
-    </w:p>
-    <w:p>
-      <w:pPr>
-        <w:spacing w:after="120"/>
-        <w:jc w:val="both"/>
-        <w:rPr>
-          <w:lang w:val="es-PE"/>
-        </w:rPr>
-      </w:pPr>
-      <w:r>
-        <w:rPr>
-          <w:lang w:val="es-PE"/>
-        </w:rPr>
-        <w:t>En el grupo Tradicional se observa menor concentración y mayor frecuencia de determinados defectos en los expedientes revisados, como la incongruencia procesal y los vicios de relación procesal. La concordancia entre prueba admitida, actuada y valorada requiere lectura individual de las resoluciones. Estos datos no permiten presumir que el juez sentenciador estuvo ausente de toda actuación probatoria.</w:t>
-      </w:r>
-    </w:p>
-    <w:p>
-      <w:pPr>
-        <w:spacing w:after="120"/>
-        <w:jc w:val="both"/>
-        <w:rPr>
-          <w:lang w:val="es-PE"/>
-        </w:rPr>
-      </w:pPr>
-      <w:commentRangeStart w:id="13"/>
-      <w:r>
-        <w:rPr>
-          <w:highlight w:val="yellow"/>
-          <w:lang w:val="es-PE"/>
-        </w:rPr>
-        <w:t xml:space="preserve">En el grupo Oralidad se observa mayor concentración y una mayor proporción de confirmaciones en la serie anual (72,6 % frente a 65,5 %).</w:t>
-      </w:r>
-      <w:commentRangeEnd w:id="13"/>
-      <w:r>
-        <w:rPr>
-          <w:rStyle w:val="CommentReference"/>
-        </w:rPr>
-        <w:commentReference w:id="13"/>
-      </w:r>
-      <w:r>
-        <w:rPr>
-          <w:lang w:val="es-PE"/>
-        </w:rPr>
-        <w:t xml:space="preserve"> Persisten omisiones valorativas (11,5 % de las sentencias anuladas) y otros defectos, cuya consecuencia depende del caso. No toda omisión probatoria es corregible directamente en alzada ni toda revocación expresa una deficiencia menor.</w:t>
-      </w:r>
-    </w:p>
-    <w:p>
-      <w:pPr>
-        <w:spacing w:after="120"/>
-        <w:jc w:val="both"/>
-        <w:rPr>
-          <w:lang w:val="es-PE"/>
-        </w:rPr>
-      </w:pPr>
-      <w:r>
-        <w:rPr>
-          <w:lang w:val="es-PE"/>
-        </w:rPr>
-        <w:t>La interpretación conjunta identifica diferencias en la organización procesal y en el control de las sentencias. Su alcance se limita a las unidades estudiadas y no demuestra una transformación causal general de los vicios procesales en errores argumentativos.</w:t>
-      </w:r>
-    </w:p>
-    <w:p>
-      <w:pPr>
-        <w:spacing w:after="120"/>
-        <w:jc w:val="both"/>
-        <w:rPr>
-          <w:lang w:val="es-PE"/>
-        </w:rPr>
-      </w:pPr>
-      <w:r>
-        <w:rPr>
-          <w:lang w:val="es-PE"/>
-        </w:rPr>
-        <w:t>La trazabilidad probatoria permite seguir la secuencia de admisión, actuación y valoración de cada medio relevante. La concentración facilita su observación, pero no garantiza esa correspondencia. Los porcentajes atribuidos a un antecedente local sin referencia completa no se utilizan para demostrar este vínculo.</w:t>
-      </w:r>
-    </w:p>
-    <w:p>
-      <w:pPr>
-        <w:spacing w:after="120"/>
-        <w:jc w:val="both"/>
-        <w:rPr>
-          <w:lang w:val="es-PE"/>
-        </w:rPr>
-      </w:pPr>
-      <w:r>
-        <w:rPr>
-          <w:lang w:val="es-PE"/>
-        </w:rPr>
-        <w:t xml:space="preserve">La exigencia de trazabilidad probatoria cuenta con respaldo doctrinal expreso en Taruffo, quien vincula la garantía de defensa con el derecho a la prueba y deriva de este el derecho de las partes a conocer, mediante la motivación, las razones específicas de la exclusión o de la limitación de los medios probatorios ofrecidos. Advierte el autor que tal justificación </w:t>
-        <w:lastRenderedPageBreak/>
-        <w:t>no puede considerarse implícita y que, sin ella, la garantía probatoria queda reducida a un enunciado meramente formal, pues el juez podría vaciarla mediante el rechazo inmotivado de las instancias instructoras de una de las partes. Trasladada al acta de audiencia preliminar del Modelo Oralidad, la exigencia se traduce en la identificación individualizada de cada medio de prueba admitido o rechazado y en la expresión de la razón del rechazo, que es la condición de posibilidad del control ulterior de la concordancia entre lo saneado y lo valorado.</w:t>
-      </w:r>
-    </w:p>
-    <w:p>
-      <w:pPr>
-        <w:spacing w:after="120"/>
-        <w:jc w:val="both"/>
-        <w:rPr>
-          <w:lang w:val="es-PE"/>
-        </w:rPr>
-      </w:pPr>
-      <w:r>
-        <w:rPr>
-          <w:lang w:val="es-PE"/>
-        </w:rPr>
-        <w:t>La sentencia en audiencia aparece en cinco expedientes y la lectura del sentido del fallo en tres. La frecuencia muestra una aplicación limitada de la modalidad. Para establecer si diferir la sentencia consume el tiempo eventualmente ahorrado en audiencia deben medirse los intervalos correspondientes; la información agregada no demuestra ese efecto.</w:t>
-      </w:r>
-    </w:p>
-    <w:p>
-      <w:pPr>
-        <w:pStyle w:val="Ttulo2"/>
-        <w:rPr>
-          <w:lang w:val="es-PE"/>
-        </w:rPr>
-      </w:pPr>
-      <w:r>
-        <w:rPr>
-          <w:lang w:val="es-PE"/>
-        </w:rPr>
-        <w:t>2.7. COMPROBACIÓN DE LA HIPÓTESIS CUALITATIVA</w:t>
-      </w:r>
-    </w:p>
-    <w:p>
-      <w:pPr>
-        <w:spacing w:after="120"/>
-        <w:jc w:val="both"/>
-        <w:rPr>
-          <w:lang w:val="es-PE"/>
-        </w:rPr>
-      </w:pPr>
-      <w:r>
-        <w:rPr>
-          <w:lang w:val="es-PE"/>
-        </w:rPr>
-        <w:t>La hipótesis se examina mediante la coherencia entre los hallazgos documentales, las categorías teóricas y los criterios jurídicos. Los porcentajes tienen alcance descriptivo y no constituyen un contraste estadístico de significancia. El respaldo se valora por dimensión, sin convertir una asociación entre grupos en prueba causal.</w:t>
-      </w:r>
-    </w:p>
-    <w:p>
-      <w:pPr>
-        <w:spacing w:after="120"/>
-        <w:jc w:val="both"/>
-        <w:rPr>
-          <w:lang w:val="es-PE"/>
-        </w:rPr>
-      </w:pPr>
-      <w:r>
-        <w:rPr>
-          <w:lang w:val="es-PE"/>
-        </w:rPr>
-        <w:t>El resultado del control superior constituye una dimensión de estabilidad decisoria y se complementa con el examen de la motivación y de los defectos procesales.</w:t>
-      </w:r>
-    </w:p>
-    <w:p>
-      <w:pPr>
-        <w:spacing w:after="120"/>
-        <w:jc w:val="both"/>
-        <w:rPr>
-          <w:lang w:val="es-PE"/>
-        </w:rPr>
-      </w:pPr>
-      <w:r>
-        <w:rPr>
-          <w:lang w:val="es-PE"/>
-        </w:rPr>
-        <w:t>La estabilidad decisoria se mide sobre las series anuales de 281 sentencias de 2018 y 328 de 2024, que incluyen confirmaciones, revocaciones y anulaciones. El análisis de causales se circunscribe a las 53 y 52 sentencias anuladas del corpus; ese análisis responde a otra pregunta y no sustituye los porcentajes de las series. La comparabilidad de los grupos requiere justificar su selección y la disponibilidad documental.</w:t>
-      </w:r>
-    </w:p>
-    <w:p>
-      <w:pPr>
-        <w:spacing w:after="120"/>
-        <w:jc w:val="both"/>
-        <w:rPr>
-          <w:lang w:val="es-PE"/>
-        </w:rPr>
-      </w:pPr>
-      <w:r>
-        <w:rPr>
-          <w:lang w:val="es-PE"/>
-        </w:rPr>
-        <w:t xml:space="preserve">La motivación sustancialmente incongruente </w:t>
-      </w:r>
-      <w:commentRangeStart w:id="14"/>
-      <w:r>
-        <w:rPr>
-          <w:highlight w:val="cyan"/>
-          <w:lang w:val="es-PE"/>
-        </w:rPr>
-        <w:t xml:space="preserve">es menos frecuente en el grupo Oralidad (32,1 % frente a 25,0 %)</w:t>
-      </w:r>
-      <w:commentRangeEnd w:id="14"/>
-      <w:r>
-        <w:rPr>
-          <w:rStyle w:val="CommentReference"/>
-        </w:rPr>
-        <w:commentReference w:id="14"/>
-      </w:r>
-      <w:r>
-        <w:rPr>
-          <w:lang w:val="es-PE"/>
-        </w:rPr>
-        <w:t xml:space="preserve">, mientras que la motivación insuficiente (15,1 % y 28,8 %) y la omisión de valoración (3,8 % y 11,5 %) son más frecuentes. La baja frecuencia de motivación aparente o inexistente (9,4 % y 9,6 %) se circunscribe a la codificación realizada y no demuestra su comportamiento en todo el distrito judicial. Los hallazgos son compatibles con diferencias en la justificación de las premisas, sin probar que el modelo haya corregido causalmente cada defecto.</w:t>
-      </w:r>
-    </w:p>
-    <w:p>
-      <w:pPr>
-        <w:spacing w:after="120"/>
-        <w:jc w:val="both"/>
-        <w:rPr>
-          <w:lang w:val="es-PE"/>
-        </w:rPr>
-      </w:pPr>
-      <w:r>
-        <w:rPr>
-          <w:lang w:val="es-PE"/>
-        </w:rPr>
-        <w:lastRenderedPageBreak/>
-        <w:t>La hipótesis recibe apoyo descriptivo parcial en la concentración y en la estabilidad de las decisiones —la confirmación asciende del 65,5 % al 72,6 % y la revocación desciende del 12,8 % al 7,3 %—, sujeto a las limitaciones de selección y comparabilidad.</w:t>
-      </w:r>
-    </w:p>
-    <w:p>
-      <w:pPr>
-        <w:spacing w:after="120"/>
-        <w:jc w:val="both"/>
-        <w:rPr>
-          <w:lang w:val="es-PE"/>
-        </w:rPr>
-      </w:pPr>
-      <w:r>
-        <w:rPr>
-          <w:lang w:val="es-PE"/>
-        </w:rPr>
-        <w:t>El balance es diferenciado: la concentración presenta una diferencia clara en la muestra; la interpretación de la calidad decisoria requiere integrar fundamentos y resultados impugnatorios; y la reducción general de tiempos no está acreditada. En consecuencia, no corresponde declarar demostrada una mejora significativa ni homogénea por la sola comparación de porcentajes.</w:t>
-      </w:r>
-    </w:p>
-    <w:p>
-      <w:pPr>
-        <w:pStyle w:val="Ttulo2"/>
-        <w:rPr>
-          <w:lang w:val="es-PE"/>
-        </w:rPr>
-      </w:pPr>
-      <w:r>
-        <w:rPr>
-          <w:lang w:val="es-PE"/>
-        </w:rPr>
-        <w:t>2.8. APORTE JURÍDICO Y CIENTÍFICO DE LA INVESTIGACIÓN</w:t>
-      </w:r>
-    </w:p>
-    <w:p>
-      <w:pPr>
-        <w:spacing w:after="120"/>
-        <w:jc w:val="both"/>
-        <w:rPr>
-          <w:lang w:val="es-PE"/>
-        </w:rPr>
-      </w:pPr>
-      <w:r>
-        <w:rPr>
-          <w:lang w:val="es-PE"/>
-        </w:rPr>
-        <w:t>La investigación aporta al debate sobre la reforma procesal civil peruana una evidencia de que la vigencia de un modelo no equivale a su eficacia operativa, como lo muestra el hallazgo de que la concentración procesal pasó del 20,7 % al 71,3 % entre los expedientes tradicionales y los de oralidad.</w:t>
-      </w:r>
-    </w:p>
-    <w:p>
-      <w:pPr>
-        <w:spacing w:after="120"/>
-        <w:jc w:val="both"/>
-        <w:rPr>
-          <w:lang w:val="es-PE"/>
-        </w:rPr>
-      </w:pPr>
-      <w:r>
-        <w:rPr>
-          <w:lang w:val="es-PE"/>
-        </w:rPr>
-        <w:t>La aplicación de categorías de motivación constitucional al análisis de sentencias civiles permite ordenar los defectos observados y relacionarlos con sus consecuencias procesales. El aporte del estudio consiste en esa aplicación sistemática a las unidades examinadas; no acredita que sea la primera utilización civil de la tipología ni que no existan estudios anteriores en Arequipa.</w:t>
-      </w:r>
-    </w:p>
-    <w:p>
-      <w:pPr>
-        <w:spacing w:after="120"/>
-        <w:jc w:val="both"/>
-        <w:rPr>
-          <w:lang w:val="es-PE"/>
-        </w:rPr>
-      </w:pPr>
-      <w:r>
-        <w:rPr>
-          <w:lang w:val="es-PE"/>
-        </w:rPr>
-        <w:t>En relación con el plazo razonable, el estudio distingue la duración de una revisión superior de la duración total que incluye eventuales reenvíos. Las medias de 318,6 y 313,3 días corresponden al primer aspecto. El efecto de las nulidades sobre el tiempo total constituye una relación que requiere reconstruir la cronología de cada expediente.</w:t>
-      </w:r>
-    </w:p>
-    <w:p>
-      <w:pPr>
-        <w:spacing w:after="120"/>
-        <w:jc w:val="both"/>
-        <w:rPr>
-          <w:lang w:val="es-PE"/>
-        </w:rPr>
-      </w:pPr>
-      <w:r>
-        <w:rPr>
-          <w:lang w:val="es-PE"/>
-        </w:rPr>
-        <w:t>La ficha documental ofrece un procedimiento susceptible de aplicación en otros estudios, previa revisión de sus definiciones y criterios de codificación. La composición por vía procesal y por hito de segunda instancia permite describir la muestra de 167 expedientes, pero no garantiza equivalencia entre grupos ni elimina factores de confusión.</w:t>
-      </w:r>
-    </w:p>
-    <w:p>
-      <w:pPr>
-        <w:spacing w:after="120"/>
-        <w:jc w:val="both"/>
-        <w:rPr>
-          <w:lang w:val="es-PE"/>
-        </w:rPr>
-      </w:pPr>
-      <w:commentRangeStart w:id="15"/>
-      <w:r>
-        <w:rPr>
-          <w:highlight w:val="cyan"/>
-          <w:lang w:val="es-PE"/>
-        </w:rPr>
-        <w:t xml:space="preserve">Finalmente, al triangular fuentes cuantitativas (fichas de análisis), doctrinales (Taruffo, Chiovenda, Cappelletti, Palomo Vélez, Cavani, Groppo) y jurisprudenciales (Llamoja y plazo razonable), la investigación aporta un modelo de discusión de resultados que no se limita a contrastar cifras con antecedentes, sino que reconstruye, a partir de la evidencia empírica, el estatuto epistemológico de las categorías jurídicas involucradas —motivación, </w:t>
-        <w:lastRenderedPageBreak/>
-        <w:t>inmediación, concentración, plazo razonable—, mostrando en qué medida cada una de ellas es efectivamente verificable en el texto de una resolución judicial y en qué medida permanece, todavía, como postulado normativo no realizado.</w:t>
-      </w:r>
-      <w:commentRangeEnd w:id="15"/>
-      <w:r>
-        <w:rPr>
-          <w:rStyle w:val="CommentReference"/>
-        </w:rPr>
-        <w:commentReference w:id="15"/>
-      </w:r>
-    </w:p>
-    <w:p>
-      <w:pPr>
-        <w:pStyle w:val="Ttulo2"/>
-        <w:rPr>
-          <w:lang w:val="es-PE"/>
-        </w:rPr>
-      </w:pPr>
-      <w:commentRangeStart w:id="16"/>
-      <w:r>
-        <w:rPr>
-          <w:highlight w:val="cyan"/>
-          <w:lang w:val="es-PE"/>
-        </w:rPr>
-        <w:t>2.9. MATRIZ INTEGRADORA DE LA TRIANGULACIÓN DE DENZIN</w:t>
-      </w:r>
-      <w:commentRangeEnd w:id="16"/>
-      <w:r>
-        <w:rPr>
-          <w:rStyle w:val="CommentReference"/>
-        </w:rPr>
-        <w:commentReference w:id="16"/>
-      </w:r>
-    </w:p>
-    <w:tbl>
-      <w:tblPr>
-        <w:tblW w:w="8800" w:type="dxa"/>
-        <w:tblBorders>
-          <w:top w:val="single" w:sz="4" w:space="0" w:color="BFBFBF"/>
-          <w:left w:val="single" w:sz="4" w:space="0" w:color="BFBFBF"/>
-          <w:bottom w:val="single" w:sz="4" w:space="0" w:color="BFBFBF"/>
-          <w:right w:val="single" w:sz="4" w:space="0" w:color="BFBFBF"/>
-          <w:insideH w:val="single" w:sz="4" w:space="0" w:color="BFBFBF"/>
-          <w:insideV w:val="single" w:sz="4" w:space="0" w:color="BFBFBF"/>
-        </w:tblBorders>
-        <w:tblLayout w:type="fixed"/>
-        <w:tblLook w:val="04A0" w:firstRow="1" w:lastRow="0" w:firstColumn="1" w:lastColumn="0" w:noHBand="0" w:noVBand="1"/>
-      </w:tblPr>
-      <w:tblGrid>
-        <w:gridCol w:w="1600"/>
-        <w:gridCol w:w="2600"/>
-        <w:gridCol w:w="2400"/>
-        <w:gridCol w:w="2200"/>
-      </w:tblGrid>
-      <w:tr>
-        <w:tc>
-          <w:tcPr>
-            <w:tcW w:w="1600" w:type="dxa"/>
-            <w:vAlign w:val="center"/>
-          </w:tcPr>
-          <w:p>
-            <w:pPr>
-              <w:spacing w:before="60" w:after="60" w:line="240" w:lineRule="auto"/>
-            </w:pPr>
-            <w:r>
-              <w:rPr>
-                <w:b/>
-                <w:sz w:val="20"/>
-              </w:rPr>
-              <w:t>Tipo de triangulación</w:t>
-            </w:r>
-          </w:p>
-        </w:tc>
-        <w:tc>
-          <w:tcPr>
-            <w:tcW w:w="2600" w:type="dxa"/>
-            <w:vAlign w:val="center"/>
-          </w:tcPr>
-          <w:p>
-            <w:pPr>
-              <w:spacing w:before="60" w:after="60" w:line="240" w:lineRule="auto"/>
-              <w:jc w:val="center"/>
-            </w:pPr>
-            <w:r>
-              <w:rPr>
-                <w:b/>
-                <w:sz w:val="20"/>
-              </w:rPr>
-              <w:t>Evidencia utilizada</w:t>
-            </w:r>
-          </w:p>
-        </w:tc>
-        <w:tc>
-          <w:tcPr>
-            <w:tcW w:w="2400" w:type="dxa"/>
-            <w:vAlign w:val="center"/>
-          </w:tcPr>
-          <w:p>
-            <w:pPr>
-              <w:spacing w:before="60" w:after="60" w:line="240" w:lineRule="auto"/>
-              <w:jc w:val="center"/>
-            </w:pPr>
-            <w:r>
-              <w:rPr>
-                <w:b/>
-                <w:sz w:val="20"/>
-              </w:rPr>
-              <w:t>Resultado obtenido</w:t>
-            </w:r>
-          </w:p>
-        </w:tc>
-        <w:tc>
-          <w:tcPr>
-            <w:tcW w:w="2200" w:type="dxa"/>
-            <w:vAlign w:val="center"/>
-          </w:tcPr>
-          <w:p>
-            <w:pPr>
-              <w:spacing w:before="60" w:after="60" w:line="240" w:lineRule="auto"/>
-              <w:jc w:val="center"/>
-            </w:pPr>
-            <w:r>
-              <w:rPr>
-                <w:b/>
-                <w:sz w:val="20"/>
-              </w:rPr>
-              <w:t>Aporte a la investigación</w:t>
-            </w:r>
-          </w:p>
-        </w:tc>
-      </w:tr>
-      <w:tr>
-        <w:tc>
-          <w:tcPr>
-            <w:tcW w:w="1600" w:type="dxa"/>
-            <w:vAlign w:val="center"/>
-          </w:tcPr>
-          <w:p>
-            <w:pPr>
-              <w:spacing w:before="60" w:after="60" w:line="240" w:lineRule="auto"/>
-            </w:pPr>
-            <w:r>
-              <w:rPr>
-                <w:sz w:val="20"/>
-              </w:rPr>
-              <w:t>Teórica</w:t>
-            </w:r>
-          </w:p>
-        </w:tc>
-        <w:tc>
-          <w:tcPr>
-            <w:tcW w:w="2600" w:type="dxa"/>
-            <w:vAlign w:val="center"/>
-          </w:tcPr>
-          <w:p>
-            <w:pPr>
-              <w:spacing w:before="60" w:after="60" w:line="240" w:lineRule="auto"/>
-              <w:jc w:val="center"/>
-              <w:rPr>
-                <w:lang w:val="es-PE"/>
-              </w:rPr>
-            </w:pPr>
-            <w:r>
-              <w:rPr>
-                <w:sz w:val="20"/>
-                <w:lang w:val="es-PE"/>
-              </w:rPr>
-              <w:t>Oralidad procesal; relación entre oralidad y escritura; teoría del caso civil; principios de inmediación, concentración, economía, celeridad y tutela jurisdiccional efectiva; saneamiento procesal; hechos no controvertidos; convenciones probatorias; motivación judicial; valoración racional de la prueba; vicios probatorios; debido proceso y derecho al plazo razonable.</w:t>
-            </w:r>
-          </w:p>
-        </w:tc>
-        <w:tc>
-          <w:tcPr>
-            <w:tcW w:w="2400" w:type="dxa"/>
-            <w:vAlign w:val="center"/>
-          </w:tcPr>
-          <w:p>
-            <w:pPr>
-              <w:spacing w:before="60" w:after="60" w:line="240" w:lineRule="auto"/>
-              <w:jc w:val="center"/>
-              <w:rPr>
-                <w:lang w:val="es-PE"/>
-              </w:rPr>
-            </w:pPr>
-            <w:r>
-              <w:rPr>
-                <w:sz w:val="20"/>
-                <w:lang w:val="es-PE"/>
-              </w:rPr>
-              <w:t>La interpretación teórica evidencia que la oralidad constituye una condición facilitadora para concentrar actuaciones, mejorar la comunicación procesal y delimitar el conflicto, pero no garantiza por sí sola la calidad de la motivación, la correcta valoración probatoria ni la reducción general de la duración del proceso.</w:t>
-            </w:r>
-          </w:p>
-        </w:tc>
-        <w:tc>
-          <w:tcPr>
-            <w:tcW w:w="2200" w:type="dxa"/>
-            <w:vAlign w:val="center"/>
-          </w:tcPr>
-          <w:p>
-            <w:pPr>
-              <w:spacing w:before="60" w:after="60" w:line="240" w:lineRule="auto"/>
-              <w:jc w:val="center"/>
-              <w:rPr>
-                <w:lang w:val="es-PE"/>
-              </w:rPr>
-            </w:pPr>
-            <w:r>
-              <w:rPr>
-                <w:sz w:val="20"/>
-                <w:lang w:val="es-PE"/>
-              </w:rPr>
-              <w:t>Permitió comprender los resultados desde diferentes construcciones jurídicas y evitar una interpretación reducida de la efectividad basada únicamente en la realización de audiencias. Fortaleció la explicación de las relaciones entre oralidad, gestión procesal, prueba, motivación y estabilidad de las sentencias.</w:t>
-            </w:r>
-          </w:p>
-        </w:tc>
-      </w:tr>
-      <w:tr>
-        <w:tc>
-          <w:tcPr>
-            <w:tcW w:w="1600" w:type="dxa"/>
-            <w:vAlign w:val="center"/>
-          </w:tcPr>
-          <w:p>
-            <w:pPr>
-              <w:spacing w:before="60" w:after="60" w:line="240" w:lineRule="auto"/>
-            </w:pPr>
-            <w:r>
-              <w:rPr>
-                <w:sz w:val="20"/>
-              </w:rPr>
-              <w:t>De datos</w:t>
-            </w:r>
-          </w:p>
-        </w:tc>
-        <w:tc>
-          <w:tcPr>
-            <w:tcW w:w="2600" w:type="dxa"/>
-            <w:vAlign w:val="center"/>
-          </w:tcPr>
-          <w:p>
-            <w:pPr>
-              <w:spacing w:before="60" w:after="60" w:line="240" w:lineRule="auto"/>
-              <w:jc w:val="center"/>
-              <w:rPr>
-                <w:lang w:val="es-PE"/>
-              </w:rPr>
-            </w:pPr>
-            <w:r>
-              <w:rPr>
-                <w:sz w:val="20"/>
-                <w:lang w:val="es-PE"/>
-              </w:rPr>
-              <w:t>Código Procesal Civil; resoluciones administrativas del Poder Judicial; doctrina; jurisprudencia constitucional; expedientes tradicionales y MCCLO; actas de audiencia; sentencias de primera instancia; sentencias de segunda instancia; fichas documentales y resultados comparativos de 2018 y 2024.</w:t>
-            </w:r>
-          </w:p>
-        </w:tc>
-        <w:tc>
-          <w:tcPr>
-            <w:tcW w:w="2400" w:type="dxa"/>
-            <w:vAlign w:val="center"/>
-          </w:tcPr>
-          <w:p>
-            <w:pPr>
-              <w:spacing w:before="60" w:after="60" w:line="240" w:lineRule="auto"/>
-              <w:jc w:val="center"/>
-              <w:rPr>
-                <w:lang w:val="es-PE"/>
-              </w:rPr>
-            </w:pPr>
-            <w:r>
-              <w:rPr>
-                <w:sz w:val="20"/>
-                <w:lang w:val="es-PE"/>
-              </w:rPr>
-              <w:t>Las fuentes documentan diferencias en concentración y en resultados del control superior. Las series anuales y la muestra de expedientes utilizan bases distintas. La emisión oral y la reducción general de tiempos no se acreditan de manera uniforme; las diferencias no permiten atribución causal exclusiva al modelo.</w:t>
-            </w:r>
-          </w:p>
-        </w:tc>
-        <w:tc>
-          <w:tcPr>
-            <w:tcW w:w="2200" w:type="dxa"/>
-            <w:vAlign w:val="center"/>
-          </w:tcPr>
-          <w:p>
-            <w:pPr>
-              <w:spacing w:before="60" w:after="60" w:line="240" w:lineRule="auto"/>
-              <w:jc w:val="center"/>
-              <w:rPr>
-                <w:lang w:val="es-PE"/>
-              </w:rPr>
-            </w:pPr>
-            <w:r>
-              <w:rPr>
-                <w:sz w:val="20"/>
-                <w:lang w:val="es-PE"/>
-              </w:rPr>
-              <w:t>Permite contrastar registros, categorías doctrinales y parámetros jurídicos, delimitando el alcance de cada fuente y la comparabilidad de las bases utilizadas.</w:t>
-            </w:r>
-          </w:p>
-        </w:tc>
-      </w:tr>
-      <w:tr>
-        <w:tc>
-          <w:tcPr>
-            <w:tcW w:w="1600" w:type="dxa"/>
-            <w:vAlign w:val="center"/>
-          </w:tcPr>
-          <w:p>
-            <w:pPr>
-              <w:spacing w:before="60" w:after="60" w:line="240" w:lineRule="auto"/>
-            </w:pPr>
-            <w:r>
-              <w:rPr>
-                <w:sz w:val="20"/>
-              </w:rPr>
-              <w:t>Metodológica</w:t>
-            </w:r>
-          </w:p>
-        </w:tc>
-        <w:tc>
-          <w:tcPr>
-            <w:tcW w:w="2600" w:type="dxa"/>
-            <w:vAlign w:val="center"/>
-          </w:tcPr>
-          <w:p>
-            <w:pPr>
-              <w:spacing w:before="60" w:after="60" w:line="240" w:lineRule="auto"/>
-              <w:jc w:val="center"/>
-              <w:rPr>
-                <w:lang w:val="es-PE"/>
-              </w:rPr>
-            </w:pPr>
-            <w:r>
-              <w:rPr>
-                <w:sz w:val="20"/>
-                <w:lang w:val="es-PE"/>
-              </w:rPr>
-              <w:t>Ficha de análisis documental y lista de cotejo incorporada en la ficha. La matriz de consistencia también contempla guía de entrevista y cuestionario, pero su aplicación no se encuentra acreditada en los resultados proporcionados.</w:t>
-            </w:r>
-          </w:p>
-        </w:tc>
-        <w:tc>
-          <w:tcPr>
-            <w:tcW w:w="2400" w:type="dxa"/>
-            <w:vAlign w:val="center"/>
-          </w:tcPr>
-          <w:p>
-            <w:pPr>
-              <w:spacing w:before="60" w:after="60" w:line="240" w:lineRule="auto"/>
-              <w:jc w:val="center"/>
-              <w:rPr>
-                <w:lang w:val="es-PE"/>
-              </w:rPr>
-            </w:pPr>
-            <w:r>
-              <w:rPr>
-                <w:sz w:val="20"/>
-                <w:lang w:val="es-PE"/>
-              </w:rPr>
-              <w:t>La aplicación del instrumento documental permitió identificar y comparar las manifestaciones de oralidad, concentración, inmediación, prueba, motivación y control superior en los expedientes tradicionales y orales. No se acreditó una triangulación metodológica plena entre análisis documental, entrevistas y cuestionarios.</w:t>
-            </w:r>
-          </w:p>
-        </w:tc>
-        <w:tc>
-          <w:tcPr>
-            <w:tcW w:w="2200" w:type="dxa"/>
-            <w:vAlign w:val="center"/>
-          </w:tcPr>
-          <w:p>
-            <w:pPr>
-              <w:spacing w:before="60" w:after="60" w:line="240" w:lineRule="auto"/>
-              <w:jc w:val="center"/>
-              <w:rPr>
-                <w:lang w:val="es-PE"/>
-              </w:rPr>
-            </w:pPr>
-            <w:r>
-              <w:rPr>
-                <w:sz w:val="20"/>
-                <w:lang w:val="es-PE"/>
-              </w:rPr>
-              <w:t>Proporcionó un procedimiento sistemático para registrar evidencia homogénea, comparar ambos modelos y vincular los hallazgos con los objetivos. No obstante, al sustentarse principalmente en un instrumento documental, la diversidad metodológica es limitada y no permite incorporar percepciones de jueces, abogados o servidores judiciales.</w:t>
-            </w:r>
-          </w:p>
-        </w:tc>
-      </w:tr>
-    </w:tbl>
-    <w:p>
-      <w:pPr>
-        <w:rPr>
-          <w:lang w:val="es-PE"/>
-        </w:rPr>
-      </w:pPr>
-    </w:p>
     <w:sectPr>
       <w:pgSz w:w="11906" w:h="16838"/>
       <w:pgMar w:top="1417" w:right="1417" w:bottom="1417" w:left="1701" w:header="720" w:footer="720" w:gutter="0"/>
@@ -7770,7 +6308,7 @@
 
 <file path=word/comments.xml><?xml version="1.0" encoding="utf-8"?>
 <w:comments xmlns:a="http://schemas.openxmlformats.org/drawingml/2006/main" xmlns:pic="http://schemas.openxmlformats.org/drawingml/2006/picture" xmlns:r="http://schemas.openxmlformats.org/officeDocument/2006/relationships" xmlns:w="http://schemas.openxmlformats.org/wordprocessingml/2006/main" xmlns:wp="http://schemas.openxmlformats.org/drawingml/2006/wordprocessingDrawing" xmlns:mc="http://schemas.openxmlformats.org/markup-compatibility/2006" xmlns:a14="http://schemas.microsoft.com/office/drawing/2010/main" xmlns:w14="http://schemas.microsoft.com/office/word/2010/wordml" xmlns:wpc="http://schemas.microsoft.com/office/word/2010/wordprocessingCanvas">
-  <w:comment w:id="0" w:author="Revisión de coherencia" w:initials="RC" w:date="2026-09-29T12:52:43Z">
+  <w:comment w:id="0" w:author="Revisión de coherencia" w:initials="RC" w:date="2026-09-30T22:28:07Z">
     <w:p>
       <w:pPr>
         <w:pStyle w:val="CommentText"/>
@@ -7785,7 +6323,7 @@
         <w:rPr>
           <w:b/>
         </w:rPr>
-        <w:t>LEYENDA — RESULTADOS (Cap. VI y VII): 16 marcas</w:t>
+        <w:t>LEYENDA — RESULTADOS (Cap. VI, versión actualizadoOK): 9 marcas</w:t>
       </w:r>
     </w:p>
     <w:p>
@@ -7821,7 +6359,7 @@
       </w:r>
     </w:p>
   </w:comment>
-  <w:comment w:id="1" w:author="Revisión de coherencia" w:initials="RC" w:date="2026-09-29T12:52:43Z">
+  <w:comment w:id="1" w:author="Revisión de coherencia" w:initials="RC" w:date="2026-09-30T22:28:07Z">
     <w:p>
       <w:pPr>
         <w:pStyle w:val="CommentText"/>
@@ -7850,7 +6388,7 @@
         <w:t xml:space="preserve">Problema: </w:t>
       </w:r>
       <w:r>
-        <w:t>El capítulo de Resultados anuncia que en él se desarrolla la discusión, y el párrafo siguiente empieza «La discusión que a continuación se desarrolla…». Pero la discusión está en otro capítulo (Cap. VII en este archivo; Cap. V en el archivo DISCUSIÓN).</w:t>
+        <w:t>El capítulo de Resultados anuncia que en él se desarrolla la discusión, y el párrafo siguiente empieza «La discusión que a continuación se desarrolla…». Pero ahora este archivo solo contiene el Cap. VI: la discusión está en el archivo DISCUSIÓN.</w:t>
       </w:r>
     </w:p>
     <w:p>
@@ -7864,7 +6402,7 @@
         <w:t xml:space="preserve">Contradice a: </w:t>
       </w:r>
       <w:r>
-        <w:t>Cap. VII de este archivo y archivo DISCUSIÓN (5.1).</w:t>
+        <w:t>Archivo DISCUSIÓN (5.1), que es donde se desarrolla la discusión.</w:t>
       </w:r>
     </w:p>
     <w:p>
@@ -7882,7 +6420,7 @@
       </w:r>
     </w:p>
   </w:comment>
-  <w:comment w:id="2" w:author="Revisión de coherencia" w:initials="RC" w:date="2026-09-29T12:52:43Z">
+  <w:comment w:id="2" w:author="Revisión de coherencia" w:initials="RC" w:date="2026-09-30T22:28:07Z">
     <w:p>
       <w:pPr>
         <w:pStyle w:val="CommentText"/>
@@ -7897,7 +6435,7 @@
         <w:rPr>
           <w:b/>
         </w:rPr>
-        <w:t>[R-02] INTERPRETACIÓN · Cap. VI, párrafo posterior a la Tabla 2 (definición de la muestra)</w:t>
+        <w:t>[R-02] FORMA · Tablas 1 y 2 (series anuales)</w:t>
       </w:r>
     </w:p>
     <w:p>
@@ -7911,7 +6449,7 @@
         <w:t xml:space="preserve">Problema: </w:t>
       </w:r>
       <w:r>
-        <w:t>El texto no dice que la muestra está formada solo por expedientes cuya sentencia de primera instancia fue CENSURADA en segunda instancia. Según la Tabla 3, los 167 expedientes (87/80) son 113 anulados (55 y 58) y 54 revocados (32 y 22); ninguno fue confirmado. No son todos nulos: los nulos son las 105 sentencias de vista de la Tabla 6 (53 y 52). Como la muestra se eligió por su resultado adverso, los indicadores de oralidad (Tabla 4) y el control superior (Tabla 5) describen procesos censurados, no el conjunto de procesos. Sin esta precisión, Aportes y Conclusiones generalizan al modelo en su conjunto.</w:t>
+        <w:t>Las Tablas 1 y 2 no dicen que su base (281 y 328) es el universo de sentencias de segunda instancia de cada año, distinta de la muestra documental. Por eso la Discusión las pone en las mismas columnas que las 53/52 sentencias anuladas. Según el Excel (campo «Año SV»), las 53 sentencias anuladas del grupo Tradicional son de 2017–2021 (solo 18 de 2018) y las 52 del grupo Oralidad son de 2023–2026 (38 de 2025 y solo 10 de 2024): no forman parte de las series de 2018 (281) y 2024 (328).</w:t>
       </w:r>
     </w:p>
     <w:p>
@@ -7925,7 +6463,7 @@
         <w:t xml:space="preserve">Contradice a: </w:t>
       </w:r>
       <w:r>
-        <w:t>Tabla 3 (55/58 anuladas y 32/22 revocadas), Tabla 5 y archivo APORTES (§ 1, § 5 y Conclusiones).</w:t>
+        <w:t>Tabla 6 del archivo DISCUSIÓN (bloque «Resultado del control») y DISCUSIÓN 5.3.5 y 5.4.</w:t>
       </w:r>
     </w:p>
     <w:p>
@@ -7939,11 +6477,11 @@
         <w:t xml:space="preserve">Cambiar por: </w:t>
       </w:r>
       <w:r>
-        <w:t>«Para el análisis documental se revisaron 167 expedientes cuya sentencia de primera instancia fue anulada o revocada en segunda instancia: 87 del grupo Tradicional (55 anulados y 32 revocados) y 80 del grupo Oralidad (58 anulados y 22 revocados), según el hito registrado en el SIJ. Los indicadores de las Tablas 4 y 5 se refieren, por tanto, a procesos cuya sentencia fue censurada y no a la totalidad de procesos tramitados en cada período.» Usar la misma fórmula donde se mencionen los 167 expedientes (1.1, 2.8 y Discusión).</w:t>
+        <w:t>Añadir en la nota de ambas tablas: «Universo de sentencias de segunda instancia de los Juzgados Civiles de la Sede Central en 2018 (n = 281) [2024 (n = 328)]. Base distinta de la muestra documental; las sentencias anuladas de la Tabla 6 (53 y 52) no forman parte de esta serie.»</w:t>
       </w:r>
     </w:p>
   </w:comment>
-  <w:comment w:id="3" w:author="Revisión de coherencia" w:initials="RC" w:date="2026-09-29T12:52:43Z">
+  <w:comment w:id="3" w:author="Revisión de coherencia" w:initials="RC" w:date="2026-09-30T22:28:07Z">
     <w:p>
       <w:pPr>
         <w:pStyle w:val="CommentText"/>
@@ -7958,7 +6496,68 @@
         <w:rPr>
           <w:b/>
         </w:rPr>
-        <w:t>[R-03] CIFRA · Tabla 3, bloque «Hito en segunda instancia según el SIJ»</w:t>
+        <w:t>[R-03] CIFRA · Cap. VI, párrafo posterior a la Tabla 2 (definición de la muestra y de las bases n)</w:t>
+      </w:r>
+    </w:p>
+    <w:p>
+      <w:pPr>
+        <w:pStyle w:val="CommentText"/>
+      </w:pPr>
+      <w:r>
+        <w:rPr>
+          <w:b/>
+        </w:rPr>
+        <w:t xml:space="preserve">Problema: </w:t>
+      </w:r>
+      <w:r>
+        <w:t>Este párrafo es la clave para armonizar las «n». Hay cuatro bases distintas y cada tabla usa una: (1) series anuales 281 / 328 (Tablas 1 y 2); (2) expedientes 87 / 80 (Tablas 3 y 4); (3) sentencias de vista disponibles 85 / 78 (Tabla 5); (4) sentencias de vista que declaran la NULIDAD 53 / 52 (Tabla 6 y último bloque de la Tabla 3). El párrafo no dice que los 167 expedientes tienen sentencia anulada o revocada (Tabla 3: 113 anulados —55 y 58— y 54 revocados —32 y 22—) ni que las 53/52 no pertenecen a las series de 2018 y 2024. Según el Excel (campo «Año SV»), las 53 sentencias anuladas del grupo Tradicional son de 2017–2021 (solo 18 de 2018) y las 52 del grupo Oralidad son de 2023–2026 (38 de 2025 y solo 10 de 2024): no forman parte de las series de 2018 (281) y 2024 (328). Por eso la Discusión las mezcla (su Tabla 6 pone 281/328 bajo columnas rotuladas n = 53 / 52).</w:t>
+      </w:r>
+    </w:p>
+    <w:p>
+      <w:pPr>
+        <w:pStyle w:val="CommentText"/>
+      </w:pPr>
+      <w:r>
+        <w:rPr>
+          <w:b/>
+        </w:rPr>
+        <w:t xml:space="preserve">Contradice a: </w:t>
+      </w:r>
+      <w:r>
+        <w:t>Tabla 6 del archivo DISCUSIÓN; DISCUSIÓN 5.3.5 y 5.4; archivo APORTES (§ 1 y § 5).</w:t>
+      </w:r>
+    </w:p>
+    <w:p>
+      <w:pPr>
+        <w:pStyle w:val="CommentText"/>
+      </w:pPr>
+      <w:r>
+        <w:rPr>
+          <w:b/>
+        </w:rPr>
+        <w:t xml:space="preserve">Cambiar por: </w:t>
+      </w:r>
+      <w:r>
+        <w:t>«Para el análisis documental se revisaron 167 expedientes cuya sentencia de primera instancia fue anulada o revocada en segunda instancia: 87 del grupo Tradicional (55 anulados y 32 revocados) y 80 del grupo Oralidad (58 anulados y 22 revocados), según el hito del SIJ. De ellos se obtuvieron 163 sentencias de vista (85 y 78), de las cuales 105 declararon la nulidad (53 y 52). Estas sentencias anuladas no forman parte de las series anuales de 2018 (281) y 2024 (328): sus sentencias de vista corresponden a 2017–2021 en el grupo Tradicional y a 2023–2026 en el grupo Oralidad.» Usar siempre la misma n para cada tabla: 281/328 → Tablas 1 y 2; 87/80 → Tablas 3 y 4; 85/78 → Tabla 5; 53/52 → Tabla 6.</w:t>
+      </w:r>
+    </w:p>
+  </w:comment>
+  <w:comment w:id="4" w:author="Revisión de coherencia" w:initials="RC" w:date="2026-09-30T22:28:07Z">
+    <w:p>
+      <w:pPr>
+        <w:pStyle w:val="CommentText"/>
+      </w:pPr>
+      <w:r>
+        <w:rPr>
+          <w:rStyle w:val="CommentReference"/>
+        </w:rPr>
+        <w:annotationRef/>
+      </w:r>
+      <w:r>
+        <w:rPr>
+          <w:b/>
+        </w:rPr>
+        <w:t>[R-04] CIFRA · Tabla 3, bloque «Hito en segunda instancia según el SIJ»</w:t>
       </w:r>
     </w:p>
     <w:p>
@@ -8004,7 +6603,7 @@
       </w:r>
     </w:p>
   </w:comment>
-  <w:comment w:id="4" w:author="Revisión de coherencia" w:initials="RC" w:date="2026-09-29T12:52:43Z">
+  <w:comment w:id="5" w:author="Revisión de coherencia" w:initials="RC" w:date="2026-09-30T22:28:07Z">
     <w:p>
       <w:pPr>
         <w:pStyle w:val="CommentText"/>
@@ -8019,7 +6618,7 @@
         <w:rPr>
           <w:b/>
         </w:rPr>
-        <w:t>[R-04] INTERPRETACIÓN · Cap. VI, párrafo posterior a la Tabla 3</w:t>
+        <w:t>[R-05] INTERPRETACIÓN · Cap. VI, párrafo posterior a la Tabla 3</w:t>
       </w:r>
     </w:p>
     <w:p>
@@ -8047,7 +6646,7 @@
         <w:t xml:space="preserve">Contradice a: </w:t>
       </w:r>
       <w:r>
-        <w:t>Archivo APORTES (§ 1 y aporte metodológico) y Cap. VII, 2.8 («no garantiza equivalencia entre grupos»).</w:t>
+        <w:t>Archivo APORTES (§ 1: «equivalencia sustancial verificada»; aporte metodológico).</w:t>
       </w:r>
     </w:p>
     <w:p>
@@ -8065,7 +6664,7 @@
       </w:r>
     </w:p>
   </w:comment>
-  <w:comment w:id="5" w:author="Revisión de coherencia" w:initials="RC" w:date="2026-09-29T12:52:43Z">
+  <w:comment w:id="6" w:author="Revisión de coherencia" w:initials="RC" w:date="2026-09-30T22:28:07Z">
     <w:p>
       <w:pPr>
         <w:pStyle w:val="CommentText"/>
@@ -8080,7 +6679,7 @@
         <w:rPr>
           <w:b/>
         </w:rPr>
-        <w:t>[R-05] FORMA · Nota de la Tabla 6 (Cap. VI)</w:t>
+        <w:t>[R-06] FORMA · Nota de la Tabla 6 (Cap. VI)</w:t>
       </w:r>
     </w:p>
     <w:p>
@@ -8094,7 +6693,7 @@
         <w:t xml:space="preserve">Problema: </w:t>
       </w:r>
       <w:r>
-        <w:t>La Tabla 6 usa las llamadas ᵃ, ᵇ, ᶜ, ᵈ, ᵉ y ᶠ, pero no incluye las notas. Sin ellas no se entiende que d) es la unión D13 ∪ D11 (8 y 15 expedientes), que g) es una categoría residual ni que las filas no suman 100.</w:t>
+        <w:t>La Tabla 6 usa las llamadas ᵃ, ᵇ, ᶜ, ᵈ, ᵉ y ᶠ pero no incluye las notas, y no define su base. Sin la nota no se entiende que n = 53 / 52 son solo las sentencias de vista que declaran la nulidad (no la muestra de 87/80 ni las series 281/328), que d) es la unión D13 ∪ D11 (8 y 15) y que g) es residual.</w:t>
       </w:r>
     </w:p>
     <w:p>
@@ -8108,7 +6707,7 @@
         <w:t xml:space="preserve">Contradice a: </w:t>
       </w:r>
       <w:r>
-        <w:t>Versión de la Tabla 6 con notas (repositorio) y Tabla 6 del archivo DISCUSIÓN.</w:t>
+        <w:t>Tabla 6 del archivo DISCUSIÓN (que mezcla la base 53/52 con 281/328).</w:t>
       </w:r>
     </w:p>
     <w:p>
@@ -8122,11 +6721,11 @@
         <w:t xml:space="preserve">Cambiar por: </w:t>
       </w:r>
       <w:r>
-        <w:t>Reponer la nota completa: «Sentencias de vista que declaran la NULIDAD: 53 del período Tradicional y 52 del período Oralidad. Se computan las causales con estatus DECLARADO por la Sala; los supuestos a) a g) corresponden a los códigos D14, D15, D21, D13 ∪ D11, D16 y D23. Los totales del bloque III cuentan resoluciones, no menciones. ᵃ Una resolución puede tener varias causales. ᵇ D12 se superpone en parte con c). ᶜ d) es la unión por expediente de D13 (7 y 11) y D11 (2 y 6). ᵈ Subtipo no codificado. ᵉ Sin código D equivalente; marcador de umbral. ᶠ Residual; 19 resoluciones pendientes de recodificar en a)–e).»</w:t>
+        <w:t>Reponer la nota: «Base: sentencias de vista que declaran la NULIDAD, 53 del grupo Tradicional y 52 del grupo Oralidad (subconjunto de las 85 y 78 de la Tabla 5; no forman parte de las series de 2018 y 2024). Se computan las causales con estatus DECLARADO por la Sala; los supuestos a) a g) corresponden a D14, D15, D21, D13 ∪ D11, D16 y D23. Los totales del bloque III cuentan resoluciones, no menciones. ᵃ Una resolución puede tener varias causales. ᵇ D12 se superpone en parte con c). ᶜ d) es la unión de D13 (7 y 11) y D11 (2 y 6). ᵈ Subtipo no codificado. ᵉ Sin código D equivalente; marcador de umbral. ᶠ Residual; 19 resoluciones pendientes de recodificar en a)–e).»</w:t>
       </w:r>
     </w:p>
   </w:comment>
-  <w:comment w:id="6" w:author="Revisión de coherencia" w:initials="RC" w:date="2026-09-29T12:52:43Z">
+  <w:comment w:id="7" w:author="Revisión de coherencia" w:initials="RC" w:date="2026-09-30T22:28:07Z">
     <w:p>
       <w:pPr>
         <w:pStyle w:val="CommentText"/>
@@ -8141,7 +6740,7 @@
         <w:rPr>
           <w:b/>
         </w:rPr>
-        <w:t>[R-06] CIFRA · Cap. VI, 1.2, párrafo posterior a la Tabla 6</w:t>
+        <w:t>[R-07] CIFRA · Cap. VI, 1.2, párrafo posterior a la Tabla 6</w:t>
       </w:r>
     </w:p>
     <w:p>
@@ -8187,7 +6786,7 @@
       </w:r>
     </w:p>
   </w:comment>
-  <w:comment w:id="7" w:author="Revisión de coherencia" w:initials="RC" w:date="2026-09-29T12:52:43Z">
+  <w:comment w:id="8" w:author="Revisión de coherencia" w:initials="RC" w:date="2026-09-30T22:28:07Z">
     <w:p>
       <w:pPr>
         <w:pStyle w:val="CommentText"/>
@@ -8202,7 +6801,7 @@
         <w:rPr>
           <w:b/>
         </w:rPr>
-        <w:t>[R-07] INTERPRETACIÓN · Cap. VI, 1.3, segundo párrafo de sustento</w:t>
+        <w:t>[R-08] INTERPRETACIÓN · Cap. VI, 1.3, segundo párrafo de sustento</w:t>
       </w:r>
     </w:p>
     <w:p>
@@ -8230,7 +6829,7 @@
         <w:t xml:space="preserve">Contradice a: </w:t>
       </w:r>
       <w:r>
-        <w:t>Cap. VI, 1.1 (último párrafo) y Cap. VII, 2.7.</w:t>
+        <w:t>Cap. VI, 1.1 (último párrafo: la comparación documental «no permite atribuir causalidad exclusiva a las resoluciones administrativas») y 1.3 (primer párrafo: «el diseño no permite atribuir exclusivamente al modelo estas diferencias»).</w:t>
       </w:r>
     </w:p>
     <w:p>
@@ -8248,7 +6847,7 @@
       </w:r>
     </w:p>
   </w:comment>
-  <w:comment w:id="8" w:author="Revisión de coherencia" w:initials="RC" w:date="2026-09-29T12:52:43Z">
+  <w:comment w:id="9" w:author="Revisión de coherencia" w:initials="RC" w:date="2026-09-30T22:28:07Z">
     <w:p>
       <w:pPr>
         <w:pStyle w:val="CommentText"/>
@@ -8263,7 +6862,7 @@
         <w:rPr>
           <w:b/>
         </w:rPr>
-        <w:t>[R-08] CIFRA · Cap. VI, 1.3, párrafo sobre convenciones probatorias</w:t>
+        <w:t>[R-09] CIFRA · Cap. VI, 1.3, párrafo sobre convenciones probatorias</w:t>
       </w:r>
     </w:p>
     <w:p>
@@ -8306,494 +6905,6 @@
       </w:r>
       <w:r>
         <w:t>«No se computó ninguna convención probatoria en ambos grupos (0,0 %); en el grupo Oralidad se registró una convención parcial, que no se computó conforme al criterio de la ficha.» Añadir a la Tabla 4 la nota: «Recuentos de respuestas «SÍ» sobre 167 expedientes. Convenciones probatorias: un registro «PARCIAL» en Oralidad, no computado. Datos descriptivos, no ajustados por vía procedimental.»</w:t>
-      </w:r>
-    </w:p>
-  </w:comment>
-  <w:comment w:id="9" w:author="Revisión de coherencia" w:initials="RC" w:date="2026-09-29T12:52:43Z">
-    <w:p>
-      <w:pPr>
-        <w:pStyle w:val="CommentText"/>
-      </w:pPr>
-      <w:r>
-        <w:rPr>
-          <w:rStyle w:val="CommentReference"/>
-        </w:rPr>
-        <w:annotationRef/>
-      </w:r>
-      <w:r>
-        <w:rPr>
-          <w:b/>
-        </w:rPr>
-        <w:t>[R-09] FORMA · Encabezado del Cap. VII «2. DISCUSIÓN»</w:t>
-      </w:r>
-    </w:p>
-    <w:p>
-      <w:pPr>
-        <w:pStyle w:val="CommentText"/>
-      </w:pPr>
-      <w:r>
-        <w:rPr>
-          <w:b/>
-        </w:rPr>
-        <w:t xml:space="preserve">Problema: </w:t>
-      </w:r>
-      <w:r>
-        <w:t>Hay dos Discusiones distintas: este Cap. VII y el archivo DISCUSIÓN (rotulado «CAPÍTULO V»), con afirmaciones contradictorias entre sí (ver D-01 a D-06). Además, la numeración interna no es coherente: el Cap. VI usa 1.1–1.3 y el Cap. VII usa 2.1–2.9.</w:t>
-      </w:r>
-    </w:p>
-    <w:p>
-      <w:pPr>
-        <w:pStyle w:val="CommentText"/>
-      </w:pPr>
-      <w:r>
-        <w:rPr>
-          <w:b/>
-        </w:rPr>
-        <w:t xml:space="preserve">Contradice a: </w:t>
-      </w:r>
-      <w:r>
-        <w:t>Archivo DISCUSIÓN completo.</w:t>
-      </w:r>
-    </w:p>
-    <w:p>
-      <w:pPr>
-        <w:pStyle w:val="CommentText"/>
-      </w:pPr>
-      <w:r>
-        <w:rPr>
-          <w:b/>
-        </w:rPr>
-        <w:t xml:space="preserve">Cambiar por: </w:t>
-      </w:r>
-      <w:r>
-        <w:t>Conservar una sola Discusión. Sugerencia: usar como base el archivo DISCUSIÓN (más completo en triangulación), renumerado como Capítulo VII (7.1, 7.2…), incorporar en él las cautelas de este Cap. VII y eliminar este capítulo del archivo RESULTADOS. Numerar el Cap. VI como 6.1, 6.2 y 6.3.</w:t>
-      </w:r>
-    </w:p>
-  </w:comment>
-  <w:comment w:id="10" w:author="Revisión de coherencia" w:initials="RC" w:date="2026-09-29T12:52:43Z">
-    <w:p>
-      <w:pPr>
-        <w:pStyle w:val="CommentText"/>
-      </w:pPr>
-      <w:r>
-        <w:rPr>
-          <w:rStyle w:val="CommentReference"/>
-        </w:rPr>
-        <w:annotationRef/>
-      </w:r>
-      <w:r>
-        <w:rPr>
-          <w:b/>
-        </w:rPr>
-        <w:t>[R-10] INTERPRETACIÓN · Cap. VII, 2.2, segundo párrafo (se repite en 2.3 y 2.4)</w:t>
-      </w:r>
-    </w:p>
-    <w:p>
-      <w:pPr>
-        <w:pStyle w:val="CommentText"/>
-      </w:pPr>
-      <w:r>
-        <w:rPr>
-          <w:b/>
-        </w:rPr>
-        <w:t xml:space="preserve">Problema: </w:t>
-      </w:r>
-      <w:r>
-        <w:t>En la Tabla 6, c) deficiencia en la motivación externa es de las menos frecuentes (5,7 % y 11,5 %). La incongruencia, e), es una categoría distinta de c) en la tipología Llamoja. Llamarla «debilidad externa» mezcla categorías que la tabla separa. El mismo argumento se repite en 2.3 («Frente a Taruffo»), en 2.4 (Taruffo 2006) y en DISCUSIÓN 5.3.4.</w:t>
-      </w:r>
-    </w:p>
-    <w:p>
-      <w:pPr>
-        <w:pStyle w:val="CommentText"/>
-      </w:pPr>
-      <w:r>
-        <w:rPr>
-          <w:b/>
-        </w:rPr>
-        <w:t xml:space="preserve">Contradice a: </w:t>
-      </w:r>
-      <w:r>
-        <w:t>Tabla 6 (c = 5,7 % / 11,5 %; e = 32,1 % / 25,0 %; d = 15,1 % / 28,8 %).</w:t>
-      </w:r>
-    </w:p>
-    <w:p>
-      <w:pPr>
-        <w:pStyle w:val="CommentText"/>
-      </w:pPr>
-      <w:r>
-        <w:rPr>
-          <w:b/>
-        </w:rPr>
-        <w:t xml:space="preserve">Cambiar por: </w:t>
-      </w:r>
-      <w:r>
-        <w:t>«…lo que las Salas Civiles de Arequipa censuran no es principalmente la ausencia de justificación, sino la falta de correspondencia de la decisión con el objeto del debate (incongruencia) y la insuficiencia de las premisas, en especial la omisión de valorar prueba admitida o decisiva.» Ajustar igual 2.3 y 2.4.</w:t>
-      </w:r>
-    </w:p>
-  </w:comment>
-  <w:comment w:id="11" w:author="Revisión de coherencia" w:initials="RC" w:date="2026-09-29T12:52:43Z">
-    <w:p>
-      <w:pPr>
-        <w:pStyle w:val="CommentText"/>
-      </w:pPr>
-      <w:r>
-        <w:rPr>
-          <w:rStyle w:val="CommentReference"/>
-        </w:rPr>
-        <w:annotationRef/>
-      </w:r>
-      <w:r>
-        <w:rPr>
-          <w:b/>
-        </w:rPr>
-        <w:t>[R-11] CIFRA · Cap. VII, 2.4, primer párrafo (Bustamante y Angulo)</w:t>
-      </w:r>
-    </w:p>
-    <w:p>
-      <w:pPr>
-        <w:pStyle w:val="CommentText"/>
-      </w:pPr>
-      <w:r>
-        <w:rPr>
-          <w:b/>
-        </w:rPr>
-        <w:t xml:space="preserve">Problema: </w:t>
-      </w:r>
-      <w:r>
-        <w:t>Según la Tabla 4, 18 expedientes Tradicionales ACREDITAN concentración, así que 69 (87 − 18) no la acreditan. El texto dice «dieciocho sin concentración» y 43 + 18 = 61, que tampoco cuadra con 87. DISCUSIÓN 5.2.4 repite «sesenta y uno de ochenta y siete».</w:t>
-      </w:r>
-    </w:p>
-    <w:p>
-      <w:pPr>
-        <w:pStyle w:val="CommentText"/>
-      </w:pPr>
-      <w:r>
-        <w:rPr>
-          <w:b/>
-        </w:rPr>
-        <w:t xml:space="preserve">Contradice a: </w:t>
-      </w:r>
-      <w:r>
-        <w:t>Tabla 4 del Cap. VI (18/87 = 20,7 %).</w:t>
-      </w:r>
-    </w:p>
-    <w:p>
-      <w:pPr>
-        <w:pStyle w:val="CommentText"/>
-      </w:pPr>
-      <w:r>
-        <w:rPr>
-          <w:b/>
-        </w:rPr>
-        <w:t xml:space="preserve">Cambiar por: </w:t>
-      </w:r>
-      <w:r>
-        <w:t>Verificar en el consolidado de 1.ª instancia cuántos expedientes Tradicionales tienen concentración parcial y cuántos ninguna, y redactar: «…—sesenta y nueve (69) de ochenta y siete (87) expedientes sin concentración acreditada, de los cuales [x] la registran de forma parcial y [y] no la registran— es la dispersión del saneamiento…»</w:t>
-      </w:r>
-    </w:p>
-  </w:comment>
-  <w:comment w:id="12" w:author="Revisión de coherencia" w:initials="RC" w:date="2026-09-29T12:52:43Z">
-    <w:p>
-      <w:pPr>
-        <w:pStyle w:val="CommentText"/>
-      </w:pPr>
-      <w:r>
-        <w:rPr>
-          <w:rStyle w:val="CommentReference"/>
-        </w:rPr>
-        <w:annotationRef/>
-      </w:r>
-      <w:r>
-        <w:rPr>
-          <w:b/>
-        </w:rPr>
-        <w:t>[R-12] CIFRA · Cap. VII, 2.4 (Amigó) y 2.5, 2.8</w:t>
-      </w:r>
-    </w:p>
-    <w:p>
-      <w:pPr>
-        <w:pStyle w:val="CommentText"/>
-      </w:pPr>
-      <w:r>
-        <w:rPr>
-          <w:b/>
-        </w:rPr>
-        <w:t xml:space="preserve">Problema: </w:t>
-      </w:r>
-      <w:r>
-        <w:t>El Cap. VI no presenta ninguna tabla de duración. Las medias 318,6 y 313,3 días solo aparecen en las Discusiones y en Aportes, Conclusiones y Recomendaciones, y podrían venir del corpus anterior de 100 expedientes.</w:t>
-      </w:r>
-    </w:p>
-    <w:p>
-      <w:pPr>
-        <w:pStyle w:val="CommentText"/>
-      </w:pPr>
-      <w:r>
-        <w:rPr>
-          <w:b/>
-        </w:rPr>
-        <w:t xml:space="preserve">Contradice a: </w:t>
-      </w:r>
-      <w:r>
-        <w:t>Cap. VI (sin dato de duración); se usa en DISCUSIÓN 5.2.4, 5.3.5 y 5.4, y en APORTES (§ 3, § 6, Conclusión 3 y Recomendación 3).</w:t>
-      </w:r>
-    </w:p>
-    <w:p>
-      <w:pPr>
-        <w:pStyle w:val="CommentText"/>
-      </w:pPr>
-      <w:r>
-        <w:rPr>
-          <w:b/>
-        </w:rPr>
-        <w:t xml:space="preserve">Cambiar por: </w:t>
-      </w:r>
-      <w:r>
-        <w:t>Incorporar al Cap. VI una tabla «Duración del control de segunda instancia, según período» (n, media, mediana, mínimo, máximo, definición del intervalo y fuente) calculada con el corpus actual (163 sentencias de vista), o suprimir todas las menciones.</w:t>
-      </w:r>
-    </w:p>
-  </w:comment>
-  <w:comment w:id="13" w:author="Revisión de coherencia" w:initials="RC" w:date="2026-09-29T12:52:43Z">
-    <w:p>
-      <w:pPr>
-        <w:pStyle w:val="CommentText"/>
-      </w:pPr>
-      <w:r>
-        <w:rPr>
-          <w:rStyle w:val="CommentReference"/>
-        </w:rPr>
-        <w:annotationRef/>
-      </w:r>
-      <w:r>
-        <w:rPr>
-          <w:b/>
-        </w:rPr>
-        <w:t>[R-13] INTERPRETACIÓN · Cap. VII, 2.6, segundo párrafo</w:t>
-      </w:r>
-    </w:p>
-    <w:p>
-      <w:pPr>
-        <w:pStyle w:val="CommentText"/>
-      </w:pPr>
-      <w:r>
-        <w:rPr>
-          <w:b/>
-        </w:rPr>
-        <w:t xml:space="preserve">Problema: </w:t>
-      </w:r>
-      <w:r>
-        <w:t>Mezcla la muestra (grupo Oralidad, 80 expedientes) con la serie anual de 2024 (328 sentencias). En la muestra, la confirmación es del 1,2 % y el 1,3 % (Tabla 5). El propio Cap. VI («Alcance de las bases de comparación») prohíbe combinar ambas bases.</w:t>
-      </w:r>
-    </w:p>
-    <w:p>
-      <w:pPr>
-        <w:pStyle w:val="CommentText"/>
-      </w:pPr>
-      <w:r>
-        <w:rPr>
-          <w:b/>
-        </w:rPr>
-        <w:t xml:space="preserve">Contradice a: </w:t>
-      </w:r>
-      <w:r>
-        <w:t>Cap. VI, «Alcance de las bases de comparación», y Tabla 5.</w:t>
-      </w:r>
-    </w:p>
-    <w:p>
-      <w:pPr>
-        <w:pStyle w:val="CommentText"/>
-      </w:pPr>
-      <w:r>
-        <w:rPr>
-          <w:b/>
-        </w:rPr>
-        <w:t xml:space="preserve">Cambiar por: </w:t>
-      </w:r>
-      <w:r>
-        <w:t>«En el grupo Oralidad se observa mayor concentración; por su parte, la serie anual de 2024 registra una mayor proporción de confirmaciones que la de 2018 (72,6 % frente a 65,5 %).»</w:t>
-      </w:r>
-    </w:p>
-  </w:comment>
-  <w:comment w:id="14" w:author="Revisión de coherencia" w:initials="RC" w:date="2026-09-29T12:52:43Z">
-    <w:p>
-      <w:pPr>
-        <w:pStyle w:val="CommentText"/>
-      </w:pPr>
-      <w:r>
-        <w:rPr>
-          <w:rStyle w:val="CommentReference"/>
-        </w:rPr>
-        <w:annotationRef/>
-      </w:r>
-      <w:r>
-        <w:rPr>
-          <w:b/>
-        </w:rPr>
-        <w:t>[R-14] FORMA · Cap. VII, 2.7, cuarto párrafo</w:t>
-      </w:r>
-    </w:p>
-    <w:p>
-      <w:pPr>
-        <w:pStyle w:val="CommentText"/>
-      </w:pPr>
-      <w:r>
-        <w:rPr>
-          <w:b/>
-        </w:rPr>
-        <w:t xml:space="preserve">Problema: </w:t>
-      </w:r>
-      <w:r>
-        <w:t>El orden de las cifras se lee al revés: parece que Oralidad tiene 32,1 %, cuando tiene 25,0 %.</w:t>
-      </w:r>
-    </w:p>
-    <w:p>
-      <w:pPr>
-        <w:pStyle w:val="CommentText"/>
-      </w:pPr>
-      <w:r>
-        <w:rPr>
-          <w:b/>
-        </w:rPr>
-        <w:t xml:space="preserve">Contradice a: </w:t>
-      </w:r>
-      <w:r>
-        <w:t>Tabla 6.</w:t>
-      </w:r>
-    </w:p>
-    <w:p>
-      <w:pPr>
-        <w:pStyle w:val="CommentText"/>
-      </w:pPr>
-      <w:r>
-        <w:rPr>
-          <w:b/>
-        </w:rPr>
-        <w:t xml:space="preserve">Cambiar por: </w:t>
-      </w:r>
-      <w:r>
-        <w:t>«…es menos frecuente en el grupo Oralidad (25,0 % frente a 32,1 %)…»</w:t>
-      </w:r>
-    </w:p>
-  </w:comment>
-  <w:comment w:id="15" w:author="Revisión de coherencia" w:initials="RC" w:date="2026-09-29T12:52:43Z">
-    <w:p>
-      <w:pPr>
-        <w:pStyle w:val="CommentText"/>
-      </w:pPr>
-      <w:r>
-        <w:rPr>
-          <w:rStyle w:val="CommentReference"/>
-        </w:rPr>
-        <w:annotationRef/>
-      </w:r>
-      <w:r>
-        <w:rPr>
-          <w:b/>
-        </w:rPr>
-        <w:t>[R-15] FORMA · Cap. VII, 2.8, último párrafo</w:t>
-      </w:r>
-    </w:p>
-    <w:p>
-      <w:pPr>
-        <w:pStyle w:val="CommentText"/>
-      </w:pPr>
-      <w:r>
-        <w:rPr>
-          <w:b/>
-        </w:rPr>
-        <w:t xml:space="preserve">Problema: </w:t>
-      </w:r>
-      <w:r>
-        <w:t>Chiovenda, Cappelletti, Palomo Vélez y Cavani no se discuten en este Cap. VII; solo aparecen en el archivo DISCUSIÓN.</w:t>
-      </w:r>
-    </w:p>
-    <w:p>
-      <w:pPr>
-        <w:pStyle w:val="CommentText"/>
-      </w:pPr>
-      <w:r>
-        <w:rPr>
-          <w:b/>
-        </w:rPr>
-        <w:t xml:space="preserve">Contradice a: </w:t>
-      </w:r>
-      <w:r>
-        <w:t>Contenido de este mismo Cap. VII.</w:t>
-      </w:r>
-    </w:p>
-    <w:p>
-      <w:pPr>
-        <w:pStyle w:val="CommentText"/>
-      </w:pPr>
-      <w:r>
-        <w:rPr>
-          <w:b/>
-        </w:rPr>
-        <w:t xml:space="preserve">Cambiar por: </w:t>
-      </w:r>
-      <w:r>
-        <w:t>Se resuelve al unificar la Discusión (R-09). Si se mantiene este Cap. VII, citar solo a los autores efectivamente discutidos.</w:t>
-      </w:r>
-    </w:p>
-  </w:comment>
-  <w:comment w:id="16" w:author="Revisión de coherencia" w:initials="RC" w:date="2026-09-29T12:52:43Z">
-    <w:p>
-      <w:pPr>
-        <w:pStyle w:val="CommentText"/>
-      </w:pPr>
-      <w:r>
-        <w:rPr>
-          <w:rStyle w:val="CommentReference"/>
-        </w:rPr>
-        <w:annotationRef/>
-      </w:r>
-      <w:r>
-        <w:rPr>
-          <w:b/>
-        </w:rPr>
-        <w:t>[R-16] FORMA · 2.9, Matriz integradora de Denzin</w:t>
-      </w:r>
-    </w:p>
-    <w:p>
-      <w:pPr>
-        <w:pStyle w:val="CommentText"/>
-      </w:pPr>
-      <w:r>
-        <w:rPr>
-          <w:b/>
-        </w:rPr>
-        <w:t xml:space="preserve">Problema: </w:t>
-      </w:r>
-      <w:r>
-        <w:t>La matriz no tiene número ni título de tabla. APORTES la cita como «Tabla 15» y cita además las Tablas 7, 9, 10, 13 y 14, que no existen en el Cap. VI.</w:t>
-      </w:r>
-    </w:p>
-    <w:p>
-      <w:pPr>
-        <w:pStyle w:val="CommentText"/>
-      </w:pPr>
-      <w:r>
-        <w:rPr>
-          <w:b/>
-        </w:rPr>
-        <w:t xml:space="preserve">Contradice a: </w:t>
-      </w:r>
-      <w:r>
-        <w:t>Archivo APORTES (§ 1, 2, 3, 5 y 8).</w:t>
-      </w:r>
-    </w:p>
-    <w:p>
-      <w:pPr>
-        <w:pStyle w:val="CommentText"/>
-      </w:pPr>
-      <w:r>
-        <w:rPr>
-          <w:b/>
-        </w:rPr>
-        <w:t xml:space="preserve">Cambiar por: </w:t>
-      </w:r>
-      <w:r>
-        <w:t>Numerarla correlativamente (p. ej., Tabla 7 = duración, si se añade; Tabla 8 = comprobación de la hipótesis; Tabla 9 = matriz de Denzin) y actualizar todas las remisiones en Aportes.</w:t>
       </w:r>
     </w:p>
   </w:comment>
